--- a/Anil-Polsani-Mainframe/COBOL/Cobol.docx
+++ b/Anil-Polsani-Mainframe/COBOL/Cobol.docx
@@ -6298,13 +6298,26 @@
     </w:p>
     <w:p>
       <w:pPr>
-        <w:spacing w:after="0"/>
-        <w:rPr>
-          <w:rFonts w:cstheme="minorHAnsi"/>
-          <w:sz w:val="24"/>
-          <w:szCs w:val="24"/>
-        </w:rPr>
-      </w:pPr>
+        <w:pStyle w:val="ListParagraph"/>
+        <w:numPr>
+          <w:ilvl w:val="2"/>
+          <w:numId w:val="1"/>
+        </w:numPr>
+        <w:spacing w:after="0"/>
+        <w:rPr>
+          <w:rFonts w:cstheme="minorHAnsi"/>
+          <w:sz w:val="24"/>
+          <w:szCs w:val="24"/>
+        </w:rPr>
+      </w:pPr>
+      <w:r>
+        <w:rPr>
+          <w:rFonts w:cstheme="minorHAnsi"/>
+          <w:sz w:val="24"/>
+          <w:szCs w:val="24"/>
+        </w:rPr>
+        <w:t>https://chatgpt.com/share/6a551d30-5f28-83e8-bb11-a4c48dd6b72e</w:t>
+      </w:r>
     </w:p>
     <w:p>
       <w:pPr>
@@ -8730,7 +8743,25 @@
           <w:sz w:val="24"/>
           <w:szCs w:val="24"/>
         </w:rPr>
-        <w:t xml:space="preserve">/UPDATE </w:t>
+        <w:t>/</w:t>
+      </w:r>
+      <w:r>
+        <w:rPr>
+          <w:rFonts w:cstheme="minorHAnsi"/>
+          <w:b/>
+          <w:bCs/>
+          <w:sz w:val="24"/>
+          <w:szCs w:val="24"/>
+        </w:rPr>
+        <w:t>UPDATE</w:t>
+      </w:r>
+      <w:r>
+        <w:rPr>
+          <w:rFonts w:cstheme="minorHAnsi"/>
+          <w:sz w:val="24"/>
+          <w:szCs w:val="24"/>
+        </w:rPr>
+        <w:t xml:space="preserve"> </w:t>
       </w:r>
       <w:r>
         <w:rPr>
@@ -13085,18 +13116,16 @@
           <w:sz w:val="24"/>
           <w:szCs w:val="24"/>
         </w:rPr>
-        <w:t xml:space="preserve">Same number of </w:t>
-      </w:r>
-      <w:proofErr w:type="gramStart"/>
-      <w:r>
-        <w:rPr>
-          <w:rFonts w:cstheme="minorHAnsi"/>
-          <w:sz w:val="24"/>
-          <w:szCs w:val="24"/>
-        </w:rPr>
-        <w:t>variable</w:t>
-      </w:r>
-      <w:proofErr w:type="gramEnd"/>
+        <w:t>Same number of variable</w:t>
+      </w:r>
+      <w:r>
+        <w:rPr>
+          <w:rFonts w:cstheme="minorHAnsi"/>
+          <w:sz w:val="24"/>
+          <w:szCs w:val="24"/>
+        </w:rPr>
+        <w:t>s</w:t>
+      </w:r>
     </w:p>
     <w:p>
       <w:pPr>
@@ -28489,9 +28518,19 @@
           <w:szCs w:val="24"/>
         </w:rPr>
         <w:tab/>
-        <w:t>: Logic mistake</w:t>
-      </w:r>
-    </w:p>
+        <w:t xml:space="preserve">: Logic </w:t>
+      </w:r>
+      <w:bookmarkStart w:id="0" w:name="_Hlk234876717"/>
+      <w:r>
+        <w:rPr>
+          <w:rFonts w:cstheme="minorHAnsi"/>
+          <w:sz w:val="24"/>
+          <w:szCs w:val="24"/>
+        </w:rPr>
+        <w:t>mistake</w:t>
+      </w:r>
+    </w:p>
+    <w:bookmarkEnd w:id="0"/>
     <w:p>
       <w:pPr>
         <w:pStyle w:val="ListParagraph"/>
@@ -29156,69 +29195,67 @@
     </w:p>
     <w:p>
       <w:pPr>
-        <w:spacing w:after="0"/>
-        <w:rPr>
-          <w:rFonts w:cstheme="minorHAnsi"/>
-          <w:sz w:val="24"/>
-          <w:szCs w:val="24"/>
-          <w:u w:val="single"/>
-        </w:rPr>
-      </w:pPr>
-    </w:p>
-    <w:p>
-      <w:pPr>
-        <w:spacing w:after="0"/>
-        <w:rPr>
-          <w:rFonts w:cstheme="minorHAnsi"/>
-          <w:sz w:val="24"/>
-          <w:szCs w:val="24"/>
-          <w:u w:val="single"/>
-        </w:rPr>
-      </w:pPr>
-    </w:p>
-    <w:p>
-      <w:pPr>
-        <w:spacing w:after="0"/>
-        <w:rPr>
-          <w:rFonts w:cstheme="minorHAnsi"/>
-          <w:sz w:val="24"/>
-          <w:szCs w:val="24"/>
-          <w:u w:val="single"/>
-        </w:rPr>
-      </w:pPr>
-    </w:p>
-    <w:p>
-      <w:pPr>
-        <w:spacing w:after="0"/>
-        <w:rPr>
-          <w:rFonts w:cstheme="minorHAnsi"/>
-          <w:sz w:val="24"/>
-          <w:szCs w:val="24"/>
-          <w:u w:val="single"/>
-        </w:rPr>
-      </w:pPr>
-    </w:p>
-    <w:p>
-      <w:pPr>
-        <w:spacing w:after="0"/>
-        <w:rPr>
-          <w:rFonts w:cstheme="minorHAnsi"/>
-          <w:sz w:val="24"/>
-          <w:szCs w:val="24"/>
-          <w:u w:val="single"/>
-        </w:rPr>
-      </w:pPr>
-    </w:p>
-    <w:p>
-      <w:pPr>
-        <w:spacing w:after="0"/>
-        <w:rPr>
-          <w:rFonts w:cstheme="minorHAnsi"/>
-          <w:sz w:val="24"/>
-          <w:szCs w:val="24"/>
-          <w:u w:val="single"/>
-        </w:rPr>
-      </w:pPr>
+        <w:pStyle w:val="ListParagraph"/>
+        <w:spacing w:after="0"/>
+        <w:ind w:left="360"/>
+        <w:rPr>
+          <w:rFonts w:cstheme="minorHAnsi"/>
+          <w:sz w:val="24"/>
+          <w:szCs w:val="24"/>
+          <w:u w:val="single"/>
+        </w:rPr>
+      </w:pPr>
+    </w:p>
+    <w:p>
+      <w:pPr>
+        <w:pStyle w:val="ListParagraph"/>
+        <w:numPr>
+          <w:ilvl w:val="0"/>
+          <w:numId w:val="1"/>
+        </w:numPr>
+        <w:spacing w:after="0"/>
+        <w:rPr>
+          <w:rFonts w:cstheme="minorHAnsi"/>
+          <w:sz w:val="24"/>
+          <w:szCs w:val="24"/>
+        </w:rPr>
+      </w:pPr>
+      <w:r>
+        <w:rPr>
+          <w:rFonts w:cstheme="minorHAnsi"/>
+          <w:b/>
+          <w:bCs/>
+          <w:sz w:val="24"/>
+          <w:szCs w:val="24"/>
+        </w:rPr>
+        <w:t>LABEL RECORDS ARE STANDARD</w:t>
+      </w:r>
+      <w:r>
+        <w:rPr>
+          <w:rFonts w:cstheme="minorHAnsi"/>
+          <w:sz w:val="24"/>
+          <w:szCs w:val="24"/>
+        </w:rPr>
+        <w:t xml:space="preserve"> specifies that the file contains standard operating system-managed label records (typically on tape). These labels store metadata such as the file name, volume, and creation information. The operating system reads and validates these labels before the COBOL program processes the file. For most modern disk datasets on z/OS, this clause has little practical effect because dataset information is maintained in the system </w:t>
+      </w:r>
+      <w:proofErr w:type="spellStart"/>
+      <w:r>
+        <w:rPr>
+          <w:rFonts w:cstheme="minorHAnsi"/>
+          <w:sz w:val="24"/>
+          <w:szCs w:val="24"/>
+        </w:rPr>
+        <w:t>catalog</w:t>
+      </w:r>
+      <w:proofErr w:type="spellEnd"/>
+      <w:r>
+        <w:rPr>
+          <w:rFonts w:cstheme="minorHAnsi"/>
+          <w:sz w:val="24"/>
+          <w:szCs w:val="24"/>
+        </w:rPr>
+        <w:t xml:space="preserve"> rather than in tape labels.</w:t>
+      </w:r>
     </w:p>
     <w:p>
       <w:pPr>
@@ -48257,22 +48294,35 @@
         <w:ind w:left="2160"/>
         <w:rPr>
           <w:rFonts w:cstheme="minorHAnsi"/>
-          <w:sz w:val="24"/>
-          <w:szCs w:val="24"/>
-        </w:rPr>
-      </w:pPr>
-      <w:r>
-        <w:rPr>
-          <w:rFonts w:cstheme="minorHAnsi"/>
-          <w:sz w:val="24"/>
-          <w:szCs w:val="24"/>
-        </w:rPr>
-        <w:tab/>
+          <w:b/>
+          <w:bCs/>
+          <w:sz w:val="24"/>
+          <w:szCs w:val="24"/>
+        </w:rPr>
+      </w:pPr>
+      <w:r>
+        <w:rPr>
+          <w:rFonts w:cstheme="minorHAnsi"/>
+          <w:sz w:val="24"/>
+          <w:szCs w:val="24"/>
+        </w:rPr>
+        <w:tab/>
+      </w:r>
+      <w:r>
+        <w:rPr>
+          <w:rFonts w:cstheme="minorHAnsi"/>
+          <w:b/>
+          <w:bCs/>
+          <w:sz w:val="24"/>
+          <w:szCs w:val="24"/>
+        </w:rPr>
         <w:t>03 BRANCH-TABLE OCCURS 1</w:t>
       </w:r>
       <w:r>
         <w:rPr>
           <w:rFonts w:cstheme="minorHAnsi"/>
+          <w:b/>
+          <w:bCs/>
           <w:sz w:val="24"/>
           <w:szCs w:val="24"/>
         </w:rPr>
@@ -48281,6 +48331,8 @@
       <w:r>
         <w:rPr>
           <w:rFonts w:cstheme="minorHAnsi"/>
+          <w:b/>
+          <w:bCs/>
           <w:sz w:val="24"/>
           <w:szCs w:val="24"/>
         </w:rPr>
@@ -48293,13 +48345,17 @@
         <w:ind w:left="2880" w:firstLine="720"/>
         <w:rPr>
           <w:rFonts w:cstheme="minorHAnsi"/>
-          <w:sz w:val="24"/>
-          <w:szCs w:val="24"/>
-        </w:rPr>
-      </w:pPr>
-      <w:r>
-        <w:rPr>
-          <w:rFonts w:cstheme="minorHAnsi"/>
+          <w:b/>
+          <w:bCs/>
+          <w:sz w:val="24"/>
+          <w:szCs w:val="24"/>
+        </w:rPr>
+      </w:pPr>
+      <w:r>
+        <w:rPr>
+          <w:rFonts w:cstheme="minorHAnsi"/>
+          <w:b/>
+          <w:bCs/>
           <w:sz w:val="24"/>
           <w:szCs w:val="24"/>
         </w:rPr>
@@ -48313,13 +48369,17 @@
         <w:ind w:left="3600" w:firstLine="720"/>
         <w:rPr>
           <w:rFonts w:cstheme="minorHAnsi"/>
-          <w:sz w:val="24"/>
-          <w:szCs w:val="24"/>
-        </w:rPr>
-      </w:pPr>
-      <w:r>
-        <w:rPr>
-          <w:rFonts w:cstheme="minorHAnsi"/>
+          <w:b/>
+          <w:bCs/>
+          <w:sz w:val="24"/>
+          <w:szCs w:val="24"/>
+        </w:rPr>
+      </w:pPr>
+      <w:r>
+        <w:rPr>
+          <w:rFonts w:cstheme="minorHAnsi"/>
+          <w:b/>
+          <w:bCs/>
           <w:sz w:val="24"/>
           <w:szCs w:val="24"/>
         </w:rPr>
@@ -50445,378 +50505,374 @@
     </w:p>
     <w:p>
       <w:pPr>
-        <w:spacing w:after="0"/>
-        <w:rPr>
-          <w:rFonts w:cstheme="minorHAnsi"/>
-          <w:b/>
-          <w:bCs/>
-          <w:sz w:val="24"/>
-          <w:szCs w:val="24"/>
-          <w:u w:val="single"/>
-        </w:rPr>
-      </w:pPr>
-    </w:p>
-    <w:p>
-      <w:pPr>
-        <w:spacing w:after="0"/>
-        <w:rPr>
-          <w:rFonts w:cstheme="minorHAnsi"/>
-          <w:b/>
-          <w:bCs/>
-          <w:sz w:val="24"/>
-          <w:szCs w:val="24"/>
-          <w:u w:val="single"/>
-        </w:rPr>
-      </w:pPr>
-    </w:p>
-    <w:p>
-      <w:pPr>
-        <w:spacing w:after="0"/>
-        <w:rPr>
-          <w:rFonts w:cstheme="minorHAnsi"/>
-          <w:b/>
-          <w:bCs/>
-          <w:sz w:val="24"/>
-          <w:szCs w:val="24"/>
-          <w:u w:val="single"/>
-        </w:rPr>
-      </w:pPr>
-    </w:p>
-    <w:p>
-      <w:pPr>
-        <w:spacing w:after="0"/>
-        <w:rPr>
-          <w:rFonts w:cstheme="minorHAnsi"/>
-          <w:b/>
-          <w:bCs/>
-          <w:sz w:val="24"/>
-          <w:szCs w:val="24"/>
-          <w:u w:val="single"/>
-        </w:rPr>
-      </w:pPr>
-    </w:p>
-    <w:p>
-      <w:pPr>
-        <w:spacing w:after="0"/>
-        <w:rPr>
-          <w:rFonts w:cstheme="minorHAnsi"/>
-          <w:b/>
-          <w:bCs/>
-          <w:sz w:val="24"/>
-          <w:szCs w:val="24"/>
-          <w:u w:val="single"/>
-        </w:rPr>
-      </w:pPr>
-    </w:p>
-    <w:p>
-      <w:pPr>
-        <w:spacing w:after="0"/>
-        <w:rPr>
-          <w:rFonts w:cstheme="minorHAnsi"/>
-          <w:b/>
-          <w:bCs/>
-          <w:sz w:val="24"/>
-          <w:szCs w:val="24"/>
-          <w:u w:val="single"/>
-        </w:rPr>
-      </w:pPr>
-    </w:p>
-    <w:p>
-      <w:pPr>
-        <w:spacing w:after="0"/>
-        <w:rPr>
-          <w:rFonts w:cstheme="minorHAnsi"/>
-          <w:b/>
-          <w:bCs/>
-          <w:sz w:val="24"/>
-          <w:szCs w:val="24"/>
-          <w:u w:val="single"/>
-        </w:rPr>
-      </w:pPr>
-    </w:p>
-    <w:p>
-      <w:pPr>
-        <w:spacing w:after="0"/>
-        <w:rPr>
-          <w:rFonts w:cstheme="minorHAnsi"/>
-          <w:b/>
-          <w:bCs/>
-          <w:sz w:val="24"/>
-          <w:szCs w:val="24"/>
-          <w:u w:val="single"/>
-        </w:rPr>
-      </w:pPr>
-    </w:p>
-    <w:p>
-      <w:pPr>
-        <w:spacing w:after="0"/>
-        <w:rPr>
-          <w:rFonts w:cstheme="minorHAnsi"/>
-          <w:b/>
-          <w:bCs/>
-          <w:sz w:val="24"/>
-          <w:szCs w:val="24"/>
-          <w:u w:val="single"/>
-        </w:rPr>
-      </w:pPr>
-    </w:p>
-    <w:p>
-      <w:pPr>
-        <w:spacing w:after="0"/>
-        <w:rPr>
-          <w:rFonts w:cstheme="minorHAnsi"/>
-          <w:b/>
-          <w:bCs/>
-          <w:sz w:val="24"/>
-          <w:szCs w:val="24"/>
-          <w:u w:val="single"/>
-        </w:rPr>
-      </w:pPr>
-    </w:p>
-    <w:p>
-      <w:pPr>
-        <w:spacing w:after="0"/>
-        <w:rPr>
-          <w:rFonts w:cstheme="minorHAnsi"/>
-          <w:b/>
-          <w:bCs/>
-          <w:sz w:val="24"/>
-          <w:szCs w:val="24"/>
-          <w:u w:val="single"/>
-        </w:rPr>
-      </w:pPr>
-    </w:p>
-    <w:p>
-      <w:pPr>
-        <w:spacing w:after="0"/>
-        <w:rPr>
-          <w:rFonts w:cstheme="minorHAnsi"/>
-          <w:b/>
-          <w:bCs/>
-          <w:sz w:val="24"/>
-          <w:szCs w:val="24"/>
-          <w:u w:val="single"/>
-        </w:rPr>
-      </w:pPr>
-    </w:p>
-    <w:p>
-      <w:pPr>
-        <w:spacing w:after="0"/>
-        <w:rPr>
-          <w:rFonts w:cstheme="minorHAnsi"/>
-          <w:b/>
-          <w:bCs/>
-          <w:sz w:val="24"/>
-          <w:szCs w:val="24"/>
-          <w:u w:val="single"/>
-        </w:rPr>
-      </w:pPr>
-    </w:p>
-    <w:p>
-      <w:pPr>
-        <w:spacing w:after="0"/>
-        <w:rPr>
-          <w:rFonts w:cstheme="minorHAnsi"/>
-          <w:b/>
-          <w:bCs/>
-          <w:sz w:val="24"/>
-          <w:szCs w:val="24"/>
-          <w:u w:val="single"/>
-        </w:rPr>
-      </w:pPr>
-    </w:p>
-    <w:p>
-      <w:pPr>
-        <w:spacing w:after="0"/>
-        <w:rPr>
-          <w:rFonts w:cstheme="minorHAnsi"/>
-          <w:b/>
-          <w:bCs/>
-          <w:sz w:val="24"/>
-          <w:szCs w:val="24"/>
-          <w:u w:val="single"/>
-        </w:rPr>
-      </w:pPr>
-    </w:p>
-    <w:p>
-      <w:pPr>
-        <w:spacing w:after="0"/>
-        <w:rPr>
-          <w:rFonts w:cstheme="minorHAnsi"/>
-          <w:b/>
-          <w:bCs/>
-          <w:sz w:val="24"/>
-          <w:szCs w:val="24"/>
-          <w:u w:val="single"/>
-        </w:rPr>
-      </w:pPr>
-    </w:p>
-    <w:p>
-      <w:pPr>
-        <w:spacing w:after="0"/>
-        <w:rPr>
-          <w:rFonts w:cstheme="minorHAnsi"/>
-          <w:b/>
-          <w:bCs/>
-          <w:sz w:val="24"/>
-          <w:szCs w:val="24"/>
-          <w:u w:val="single"/>
-        </w:rPr>
-      </w:pPr>
-    </w:p>
-    <w:p>
-      <w:pPr>
-        <w:spacing w:after="0"/>
-        <w:rPr>
-          <w:rFonts w:cstheme="minorHAnsi"/>
-          <w:b/>
-          <w:bCs/>
-          <w:sz w:val="24"/>
-          <w:szCs w:val="24"/>
-          <w:u w:val="single"/>
-        </w:rPr>
-      </w:pPr>
-    </w:p>
-    <w:p>
-      <w:pPr>
-        <w:spacing w:after="0"/>
-        <w:rPr>
-          <w:rFonts w:cstheme="minorHAnsi"/>
-          <w:b/>
-          <w:bCs/>
-          <w:sz w:val="24"/>
-          <w:szCs w:val="24"/>
-          <w:u w:val="single"/>
-        </w:rPr>
-      </w:pPr>
-    </w:p>
-    <w:p>
-      <w:pPr>
-        <w:spacing w:after="0"/>
-        <w:rPr>
-          <w:rFonts w:cstheme="minorHAnsi"/>
-          <w:b/>
-          <w:bCs/>
-          <w:sz w:val="24"/>
-          <w:szCs w:val="24"/>
-          <w:u w:val="single"/>
-        </w:rPr>
-      </w:pPr>
-    </w:p>
-    <w:p>
-      <w:pPr>
-        <w:spacing w:after="0"/>
-        <w:rPr>
-          <w:rFonts w:cstheme="minorHAnsi"/>
-          <w:b/>
-          <w:bCs/>
-          <w:sz w:val="24"/>
-          <w:szCs w:val="24"/>
-          <w:u w:val="single"/>
-        </w:rPr>
-      </w:pPr>
-    </w:p>
-    <w:p>
-      <w:pPr>
-        <w:spacing w:after="0"/>
-        <w:rPr>
-          <w:rFonts w:cstheme="minorHAnsi"/>
-          <w:b/>
-          <w:bCs/>
-          <w:sz w:val="24"/>
-          <w:szCs w:val="24"/>
-          <w:u w:val="single"/>
-        </w:rPr>
-      </w:pPr>
-    </w:p>
-    <w:p>
-      <w:pPr>
-        <w:spacing w:after="0"/>
-        <w:rPr>
-          <w:rFonts w:cstheme="minorHAnsi"/>
-          <w:b/>
-          <w:bCs/>
-          <w:sz w:val="24"/>
-          <w:szCs w:val="24"/>
-          <w:u w:val="single"/>
-        </w:rPr>
-      </w:pPr>
-    </w:p>
-    <w:p>
-      <w:pPr>
-        <w:spacing w:after="0"/>
-        <w:rPr>
-          <w:rFonts w:cstheme="minorHAnsi"/>
-          <w:b/>
-          <w:bCs/>
-          <w:sz w:val="24"/>
-          <w:szCs w:val="24"/>
-          <w:u w:val="single"/>
-        </w:rPr>
-      </w:pPr>
-    </w:p>
-    <w:p>
-      <w:pPr>
-        <w:spacing w:after="0"/>
-        <w:rPr>
-          <w:rFonts w:cstheme="minorHAnsi"/>
-          <w:b/>
-          <w:bCs/>
-          <w:sz w:val="24"/>
-          <w:szCs w:val="24"/>
-          <w:u w:val="single"/>
-        </w:rPr>
-      </w:pPr>
-    </w:p>
-    <w:p>
-      <w:pPr>
-        <w:spacing w:after="0"/>
-        <w:rPr>
-          <w:rFonts w:cstheme="minorHAnsi"/>
-          <w:b/>
-          <w:bCs/>
-          <w:sz w:val="24"/>
-          <w:szCs w:val="24"/>
-          <w:u w:val="single"/>
-        </w:rPr>
-      </w:pPr>
-    </w:p>
-    <w:p>
-      <w:pPr>
-        <w:spacing w:after="0"/>
-        <w:rPr>
-          <w:rFonts w:cstheme="minorHAnsi"/>
-          <w:b/>
-          <w:bCs/>
-          <w:sz w:val="24"/>
-          <w:szCs w:val="24"/>
-          <w:u w:val="single"/>
-        </w:rPr>
-      </w:pPr>
-    </w:p>
-    <w:p>
-      <w:pPr>
-        <w:spacing w:after="0"/>
-        <w:rPr>
-          <w:rFonts w:cstheme="minorHAnsi"/>
-          <w:b/>
-          <w:bCs/>
-          <w:sz w:val="24"/>
-          <w:szCs w:val="24"/>
-          <w:u w:val="single"/>
-        </w:rPr>
-      </w:pPr>
-    </w:p>
-    <w:p>
-      <w:pPr>
-        <w:spacing w:after="0"/>
-        <w:rPr>
-          <w:rFonts w:cstheme="minorHAnsi"/>
-          <w:b/>
-          <w:bCs/>
-          <w:sz w:val="24"/>
-          <w:szCs w:val="24"/>
-          <w:u w:val="single"/>
+        <w:pStyle w:val="ListParagraph"/>
+        <w:spacing w:after="0"/>
+        <w:ind w:left="1080"/>
+        <w:rPr>
+          <w:rFonts w:cstheme="minorHAnsi"/>
+          <w:b/>
+          <w:bCs/>
+          <w:sz w:val="24"/>
+          <w:szCs w:val="24"/>
+          <w:u w:val="single"/>
+        </w:rPr>
+      </w:pPr>
+    </w:p>
+    <w:p>
+      <w:pPr>
+        <w:pStyle w:val="Heading3"/>
+        <w:spacing w:before="0"/>
+        <w:rPr>
+          <w:rFonts w:asciiTheme="minorHAnsi" w:eastAsiaTheme="minorHAnsi" w:hAnsiTheme="minorHAnsi" w:cstheme="minorHAnsi"/>
+          <w:b/>
+          <w:bCs/>
+          <w:color w:val="auto"/>
+        </w:rPr>
+      </w:pPr>
+      <w:r>
+        <w:rPr>
+          <w:rFonts w:asciiTheme="minorHAnsi" w:eastAsiaTheme="minorHAnsi" w:hAnsiTheme="minorHAnsi" w:cstheme="minorHAnsi"/>
+          <w:b/>
+          <w:bCs/>
+          <w:color w:val="auto"/>
+        </w:rPr>
+        <w:t>1. Reusability</w:t>
+      </w:r>
+    </w:p>
+    <w:p>
+      <w:pPr>
+        <w:pStyle w:val="font-claude-response-body"/>
+        <w:spacing w:before="0" w:beforeAutospacing="0" w:after="0" w:afterAutospacing="0"/>
+        <w:rPr>
+          <w:rFonts w:asciiTheme="minorHAnsi" w:eastAsiaTheme="minorHAnsi" w:hAnsiTheme="minorHAnsi" w:cstheme="minorHAnsi"/>
+          <w:kern w:val="2"/>
+          <w:lang w:eastAsia="en-US"/>
+          <w14:ligatures w14:val="standardContextual"/>
+        </w:rPr>
+      </w:pPr>
+      <w:r>
+        <w:rPr>
+          <w:rFonts w:asciiTheme="minorHAnsi" w:eastAsiaTheme="minorHAnsi" w:hAnsiTheme="minorHAnsi" w:cstheme="minorHAnsi"/>
+          <w:kern w:val="2"/>
+          <w:lang w:eastAsia="en-US"/>
+          <w14:ligatures w14:val="standardContextual"/>
+        </w:rPr>
+        <w:t>Ins</w:t>
+      </w:r>
+      <w:r>
+        <w:rPr>
+          <w:rFonts w:asciiTheme="minorHAnsi" w:eastAsiaTheme="minorHAnsi" w:hAnsiTheme="minorHAnsi" w:cstheme="minorHAnsi"/>
+          <w:kern w:val="2"/>
+          <w:lang w:eastAsia="en-US"/>
+          <w14:ligatures w14:val="standardContextual"/>
+        </w:rPr>
+        <w:t>t</w:t>
+      </w:r>
+      <w:r>
+        <w:rPr>
+          <w:rFonts w:asciiTheme="minorHAnsi" w:eastAsiaTheme="minorHAnsi" w:hAnsiTheme="minorHAnsi" w:cstheme="minorHAnsi"/>
+          <w:kern w:val="2"/>
+          <w:lang w:eastAsia="en-US"/>
+          <w14:ligatures w14:val="standardContextual"/>
+        </w:rPr>
+        <w:t>ead of retyping the same data structure (like a record layout for a customer file) in every program that needs it, you define it once in a copybook and COPY it into as many programs as needed.</w:t>
+      </w:r>
+    </w:p>
+    <w:p>
+      <w:pPr>
+        <w:pStyle w:val="font-claude-response-body"/>
+        <w:spacing w:before="0" w:beforeAutospacing="0" w:after="0" w:afterAutospacing="0"/>
+        <w:rPr>
+          <w:rFonts w:asciiTheme="minorHAnsi" w:eastAsiaTheme="minorHAnsi" w:hAnsiTheme="minorHAnsi" w:cstheme="minorHAnsi"/>
+          <w:kern w:val="2"/>
+          <w:lang w:eastAsia="en-US"/>
+          <w14:ligatures w14:val="standardContextual"/>
+        </w:rPr>
+      </w:pPr>
+    </w:p>
+    <w:p>
+      <w:pPr>
+        <w:spacing w:after="0"/>
+        <w:rPr>
+          <w:rFonts w:cstheme="minorHAnsi"/>
+          <w:b/>
+          <w:bCs/>
+          <w:sz w:val="24"/>
+          <w:szCs w:val="24"/>
+        </w:rPr>
+      </w:pPr>
+      <w:r>
+        <w:rPr>
+          <w:rFonts w:cstheme="minorHAnsi"/>
+          <w:b/>
+          <w:bCs/>
+          <w:sz w:val="24"/>
+          <w:szCs w:val="24"/>
+        </w:rPr>
+        <w:t>2. Consistency Across Programs</w:t>
+      </w:r>
+    </w:p>
+    <w:p>
+      <w:pPr>
+        <w:spacing w:after="0"/>
+        <w:rPr>
+          <w:rFonts w:cstheme="minorHAnsi"/>
+          <w:sz w:val="24"/>
+          <w:szCs w:val="24"/>
+        </w:rPr>
+      </w:pPr>
+      <w:r>
+        <w:rPr>
+          <w:rFonts w:cstheme="minorHAnsi"/>
+          <w:sz w:val="24"/>
+          <w:szCs w:val="24"/>
+        </w:rPr>
+        <w:t>If 50 programs all read the same file, they must all agree on the exact same field layout, lengths, and data types. A copybook guarantees every program uses an identical structure — no mismatches, no misaligned fields.</w:t>
+      </w:r>
+    </w:p>
+    <w:p>
+      <w:pPr>
+        <w:spacing w:after="0"/>
+        <w:rPr>
+          <w:rFonts w:cstheme="minorHAnsi"/>
+          <w:sz w:val="24"/>
+          <w:szCs w:val="24"/>
+        </w:rPr>
+      </w:pPr>
+    </w:p>
+    <w:p>
+      <w:pPr>
+        <w:spacing w:after="0"/>
+        <w:rPr>
+          <w:rFonts w:cstheme="minorHAnsi"/>
+          <w:b/>
+          <w:bCs/>
+          <w:sz w:val="24"/>
+          <w:szCs w:val="24"/>
+        </w:rPr>
+      </w:pPr>
+      <w:r>
+        <w:rPr>
+          <w:rFonts w:cstheme="minorHAnsi"/>
+          <w:b/>
+          <w:bCs/>
+          <w:sz w:val="24"/>
+          <w:szCs w:val="24"/>
+        </w:rPr>
+        <w:t>3. Centralized Maintenance</w:t>
+      </w:r>
+    </w:p>
+    <w:p>
+      <w:pPr>
+        <w:spacing w:after="0"/>
+        <w:rPr>
+          <w:rFonts w:cstheme="minorHAnsi"/>
+          <w:sz w:val="24"/>
+          <w:szCs w:val="24"/>
+        </w:rPr>
+      </w:pPr>
+      <w:r>
+        <w:rPr>
+          <w:rFonts w:cstheme="minorHAnsi"/>
+          <w:sz w:val="24"/>
+          <w:szCs w:val="24"/>
+        </w:rPr>
+        <w:t>If the file layout changes (say, a new field is added, or a field's length changes), you update the copybook once, then recompile the programs that use it. Without copybooks, you'd have to manually find and edit every program — error-prone and time-consuming.</w:t>
+      </w:r>
+    </w:p>
+    <w:p>
+      <w:pPr>
+        <w:spacing w:after="0"/>
+        <w:rPr>
+          <w:rFonts w:cstheme="minorHAnsi"/>
+          <w:sz w:val="24"/>
+          <w:szCs w:val="24"/>
+        </w:rPr>
+      </w:pPr>
+    </w:p>
+    <w:p>
+      <w:pPr>
+        <w:spacing w:after="0"/>
+        <w:rPr>
+          <w:rFonts w:cstheme="minorHAnsi"/>
+          <w:b/>
+          <w:bCs/>
+          <w:sz w:val="24"/>
+          <w:szCs w:val="24"/>
+        </w:rPr>
+      </w:pPr>
+      <w:r>
+        <w:rPr>
+          <w:rFonts w:cstheme="minorHAnsi"/>
+          <w:b/>
+          <w:bCs/>
+          <w:sz w:val="24"/>
+          <w:szCs w:val="24"/>
+        </w:rPr>
+        <w:t>4. Separation of Data and Logic</w:t>
+      </w:r>
+    </w:p>
+    <w:p>
+      <w:pPr>
+        <w:spacing w:after="0"/>
+        <w:rPr>
+          <w:rFonts w:cstheme="minorHAnsi"/>
+          <w:sz w:val="24"/>
+          <w:szCs w:val="24"/>
+        </w:rPr>
+      </w:pPr>
+      <w:r>
+        <w:rPr>
+          <w:rFonts w:cstheme="minorHAnsi"/>
+          <w:sz w:val="24"/>
+          <w:szCs w:val="24"/>
+        </w:rPr>
+        <w:t xml:space="preserve">Copybooks let you separate </w:t>
+      </w:r>
+      <w:r>
+        <w:rPr>
+          <w:rFonts w:cstheme="minorHAnsi"/>
+          <w:i/>
+          <w:iCs/>
+          <w:sz w:val="24"/>
+          <w:szCs w:val="24"/>
+        </w:rPr>
+        <w:t>data structure definitions</w:t>
+      </w:r>
+      <w:r>
+        <w:rPr>
+          <w:rFonts w:cstheme="minorHAnsi"/>
+          <w:sz w:val="24"/>
+          <w:szCs w:val="24"/>
+        </w:rPr>
+        <w:t xml:space="preserve"> from </w:t>
+      </w:r>
+      <w:r>
+        <w:rPr>
+          <w:rFonts w:cstheme="minorHAnsi"/>
+          <w:i/>
+          <w:iCs/>
+          <w:sz w:val="24"/>
+          <w:szCs w:val="24"/>
+        </w:rPr>
+        <w:t>program logic</w:t>
+      </w:r>
+      <w:r>
+        <w:rPr>
+          <w:rFonts w:cstheme="minorHAnsi"/>
+          <w:sz w:val="24"/>
+          <w:szCs w:val="24"/>
+        </w:rPr>
+        <w:t>. This makes programs cleaner and easier to read, and lets data architects/DBAs manage layouts independently of application developers.</w:t>
+      </w:r>
+    </w:p>
+    <w:p>
+      <w:pPr>
+        <w:spacing w:after="0"/>
+        <w:rPr>
+          <w:rFonts w:cstheme="minorHAnsi"/>
+          <w:sz w:val="24"/>
+          <w:szCs w:val="24"/>
+        </w:rPr>
+      </w:pPr>
+    </w:p>
+    <w:p>
+      <w:pPr>
+        <w:spacing w:after="0"/>
+        <w:rPr>
+          <w:rFonts w:cstheme="minorHAnsi"/>
+          <w:b/>
+          <w:bCs/>
+          <w:sz w:val="24"/>
+          <w:szCs w:val="24"/>
+        </w:rPr>
+      </w:pPr>
+      <w:r>
+        <w:rPr>
+          <w:rFonts w:cstheme="minorHAnsi"/>
+          <w:b/>
+          <w:bCs/>
+          <w:sz w:val="24"/>
+          <w:szCs w:val="24"/>
+        </w:rPr>
+        <w:t>5. Reduces Errors</w:t>
+      </w:r>
+    </w:p>
+    <w:p>
+      <w:pPr>
+        <w:spacing w:after="0"/>
+        <w:rPr>
+          <w:rFonts w:cstheme="minorHAnsi"/>
+          <w:sz w:val="24"/>
+          <w:szCs w:val="24"/>
+        </w:rPr>
+      </w:pPr>
+      <w:r>
+        <w:rPr>
+          <w:rFonts w:cstheme="minorHAnsi"/>
+          <w:sz w:val="24"/>
+          <w:szCs w:val="24"/>
+        </w:rPr>
+        <w:t>Manually re-typing structures in multiple places risks typos, wrong PIC clauses, or misaligned offsets — especially critical in COBOL where fixed-length fields and byte alignment matter a lot (e.g., for file I/O, JCL, or interfacing with other systems).</w:t>
+      </w:r>
+    </w:p>
+    <w:p>
+      <w:pPr>
+        <w:spacing w:after="0"/>
+        <w:rPr>
+          <w:rFonts w:cstheme="minorHAnsi"/>
+          <w:sz w:val="24"/>
+          <w:szCs w:val="24"/>
+        </w:rPr>
+      </w:pPr>
+    </w:p>
+    <w:p>
+      <w:pPr>
+        <w:spacing w:after="0"/>
+        <w:rPr>
+          <w:rFonts w:cstheme="minorHAnsi"/>
+          <w:b/>
+          <w:bCs/>
+          <w:sz w:val="24"/>
+          <w:szCs w:val="24"/>
+        </w:rPr>
+      </w:pPr>
+      <w:r>
+        <w:rPr>
+          <w:rFonts w:cstheme="minorHAnsi"/>
+          <w:b/>
+          <w:bCs/>
+          <w:sz w:val="24"/>
+          <w:szCs w:val="24"/>
+        </w:rPr>
+        <w:t>6. Standardization Across Teams</w:t>
+      </w:r>
+    </w:p>
+    <w:p>
+      <w:pPr>
+        <w:spacing w:after="0"/>
+        <w:rPr>
+          <w:rFonts w:cstheme="minorHAnsi"/>
+          <w:sz w:val="24"/>
+          <w:szCs w:val="24"/>
+        </w:rPr>
+      </w:pPr>
+      <w:r>
+        <w:rPr>
+          <w:rFonts w:cstheme="minorHAnsi"/>
+          <w:sz w:val="24"/>
+          <w:szCs w:val="24"/>
+        </w:rPr>
+        <w:t>In large enterprises (banking, insurance, government systems), many teams work on interconnected programs. Shared copybooks act as a contract — everyone agrees on the same data format, which is crucial when programs communicate via files, databases, or message queues (e.g., CICS, IMS).</w:t>
+      </w:r>
+    </w:p>
+    <w:p>
+      <w:pPr>
+        <w:spacing w:after="0"/>
+        <w:rPr>
+          <w:rFonts w:cstheme="minorHAnsi"/>
+          <w:sz w:val="24"/>
+          <w:szCs w:val="24"/>
         </w:rPr>
       </w:pPr>
     </w:p>
@@ -68518,7 +68574,7 @@
         <w:ind w:left="720" w:hanging="360"/>
       </w:pPr>
     </w:lvl>
-    <w:lvl w:ilvl="1" w:tentative="1">
+    <w:lvl w:ilvl="1">
       <w:start w:val="1"/>
       <w:numFmt w:val="decimal"/>
       <w:lvlText w:val="%2."/>
@@ -69679,6 +69735,56 @@
       <w:szCs w:val="24"/>
     </w:rPr>
   </w:style>
+  <w:style w:type="paragraph" w:customStyle="1" w:styleId="font-claude-response-body">
+    <w:name w:val="font-claude-response-body"/>
+    <w:basedOn w:val="Normal"/>
+    <w:rsid w:val="008E5747"/>
+    <w:pPr>
+      <w:spacing w:before="100" w:beforeAutospacing="1" w:after="100" w:afterAutospacing="1" w:line="240" w:lineRule="auto"/>
+    </w:pPr>
+    <w:rPr>
+      <w:rFonts w:ascii="Times New Roman" w:eastAsia="Times New Roman" w:hAnsi="Times New Roman" w:cs="Times New Roman"/>
+      <w:kern w:val="0"/>
+      <w:sz w:val="24"/>
+      <w:szCs w:val="24"/>
+      <w:lang w:eastAsia="en-IN"/>
+      <w14:ligatures w14:val="none"/>
+    </w:rPr>
+  </w:style>
+  <w:style w:type="character" w:styleId="Emphasis">
+    <w:name w:val="Emphasis"/>
+    <w:basedOn w:val="DefaultParagraphFont"/>
+    <w:uiPriority w:val="20"/>
+    <w:qFormat/>
+    <w:rsid w:val="008E5747"/>
+    <w:rPr>
+      <w:i/>
+      <w:iCs/>
+    </w:rPr>
+  </w:style>
+  <w:style w:type="character" w:styleId="Hyperlink">
+    <w:name w:val="Hyperlink"/>
+    <w:basedOn w:val="DefaultParagraphFont"/>
+    <w:uiPriority w:val="99"/>
+    <w:unhideWhenUsed/>
+    <w:rsid w:val="00E42B21"/>
+    <w:rPr>
+      <w:color w:val="0563C1" w:themeColor="hyperlink"/>
+      <w:u w:val="single"/>
+    </w:rPr>
+  </w:style>
+  <w:style w:type="character" w:styleId="UnresolvedMention">
+    <w:name w:val="Unresolved Mention"/>
+    <w:basedOn w:val="DefaultParagraphFont"/>
+    <w:uiPriority w:val="99"/>
+    <w:semiHidden/>
+    <w:unhideWhenUsed/>
+    <w:rsid w:val="00E42B21"/>
+    <w:rPr>
+      <w:color w:val="605E5C"/>
+      <w:shd w:val="clear" w:color="auto" w:fill="E1DFDD"/>
+    </w:rPr>
+  </w:style>
 </w:styles>
 </file>
 

--- a/Anil-Polsani-Mainframe/COBOL/Cobol.docx
+++ b/Anil-Polsani-Mainframe/COBOL/Cobol.docx
@@ -604,7 +604,6 @@
         </w:rPr>
         <w:t xml:space="preserve"> it'll check where to store the load module, it can be in private library or system library, that </w:t>
       </w:r>
-      <w:proofErr w:type="spellStart"/>
       <w:r>
         <w:rPr>
           <w:rFonts w:cstheme="minorHAnsi"/>
@@ -619,17 +618,16 @@
           <w:sz w:val="24"/>
           <w:szCs w:val="24"/>
         </w:rPr>
-        <w:t>ct</w:t>
-      </w:r>
-      <w:r>
-        <w:rPr>
-          <w:rFonts w:cstheme="minorHAnsi"/>
-          <w:sz w:val="24"/>
-          <w:szCs w:val="24"/>
-        </w:rPr>
-        <w:t>s</w:t>
-      </w:r>
-      <w:proofErr w:type="spellEnd"/>
+        <w:t>t</w:t>
+      </w:r>
+      <w:r>
+        <w:rPr>
+          <w:rFonts w:cstheme="minorHAnsi"/>
+          <w:sz w:val="24"/>
+          <w:szCs w:val="24"/>
+        </w:rPr>
+        <w:t>’s</w:t>
+      </w:r>
       <w:r>
         <w:rPr>
           <w:rFonts w:cstheme="minorHAnsi"/>
@@ -5724,25 +5722,7 @@
           <w:sz w:val="24"/>
           <w:szCs w:val="24"/>
         </w:rPr>
-        <w:t xml:space="preserve"> </w:t>
-      </w:r>
-      <w:proofErr w:type="gramStart"/>
-      <w:r>
-        <w:rPr>
-          <w:rFonts w:cstheme="minorHAnsi"/>
-          <w:sz w:val="24"/>
-          <w:szCs w:val="24"/>
-        </w:rPr>
-        <w:t>-  Contains</w:t>
-      </w:r>
-      <w:proofErr w:type="gramEnd"/>
-      <w:r>
-        <w:rPr>
-          <w:rFonts w:cstheme="minorHAnsi"/>
-          <w:sz w:val="24"/>
-          <w:szCs w:val="24"/>
-        </w:rPr>
-        <w:t xml:space="preserve"> HEX value ‘00’</w:t>
+        <w:t xml:space="preserve"> - Contains HEX value ‘00’</w:t>
       </w:r>
     </w:p>
     <w:p>
@@ -6352,18 +6332,6 @@
     <w:p>
       <w:pPr>
         <w:spacing w:after="0"/>
-        <w:rPr>
-          <w:rFonts w:cstheme="minorHAnsi"/>
-          <w:sz w:val="24"/>
-          <w:szCs w:val="24"/>
-        </w:rPr>
-      </w:pPr>
-    </w:p>
-    <w:p>
-      <w:pPr>
-        <w:pStyle w:val="ListParagraph"/>
-        <w:spacing w:after="0"/>
-        <w:ind w:left="1080"/>
         <w:rPr>
           <w:rFonts w:cstheme="minorHAnsi"/>
           <w:sz w:val="24"/>
@@ -6409,6 +6377,7 @@
                 <w:sz w:val="24"/>
                 <w:szCs w:val="24"/>
               </w:rPr>
+              <w:lastRenderedPageBreak/>
               <w:t>Actual No</w:t>
             </w:r>
           </w:p>
@@ -29040,7 +29009,15 @@
           <w:sz w:val="24"/>
           <w:szCs w:val="24"/>
         </w:rPr>
-        <w:t>MANY-MANY</w:t>
+        <w:t>MANY-</w:t>
+      </w:r>
+      <w:r>
+        <w:rPr>
+          <w:rFonts w:cstheme="minorHAnsi"/>
+          <w:sz w:val="24"/>
+          <w:szCs w:val="24"/>
+        </w:rPr>
+        <w:t>ONE</w:t>
       </w:r>
       <w:r>
         <w:rPr>
@@ -29214,6 +29191,7 @@
           <w:numId w:val="1"/>
         </w:numPr>
         <w:spacing w:after="0"/>
+        <w:jc w:val="both"/>
         <w:rPr>
           <w:rFonts w:cstheme="minorHAnsi"/>
           <w:sz w:val="24"/>
@@ -29236,7 +29214,25 @@
           <w:sz w:val="24"/>
           <w:szCs w:val="24"/>
         </w:rPr>
-        <w:t xml:space="preserve"> specifies that the file contains standard operating system-managed label records (typically on tape). These labels store metadata such as the file name, volume, and creation information. The operating system reads and validates these labels before the COBOL program processes the file. For most modern disk datasets on z/OS, this clause has little practical effect because dataset information is maintained in the system </w:t>
+        <w:t xml:space="preserve"> specifies that the file contains standard operating system-managed label records (typically on tape). </w:t>
+      </w:r>
+      <w:r>
+        <w:rPr>
+          <w:rFonts w:cstheme="minorHAnsi"/>
+          <w:b/>
+          <w:bCs/>
+          <w:sz w:val="24"/>
+          <w:szCs w:val="24"/>
+        </w:rPr>
+        <w:t>These labels store metadata such as the file name, volume, and creation information. The operating system reads and validates these labels before the COBOL program processes the file.</w:t>
+      </w:r>
+      <w:r>
+        <w:rPr>
+          <w:rFonts w:cstheme="minorHAnsi"/>
+          <w:sz w:val="24"/>
+          <w:szCs w:val="24"/>
+        </w:rPr>
+        <w:t xml:space="preserve"> For most modern disk datasets on z/OS, this clause has little practical effect because dataset information is maintained in the system </w:t>
       </w:r>
       <w:proofErr w:type="spellStart"/>
       <w:r>
@@ -43077,13 +43073,39 @@
           <w:szCs w:val="24"/>
         </w:rPr>
       </w:pPr>
-      <w:r>
-        <w:rPr>
-          <w:rFonts w:cstheme="minorHAnsi"/>
-          <w:sz w:val="24"/>
-          <w:szCs w:val="24"/>
-        </w:rPr>
-        <w:t>Type-4: Many input files to many output files (Many – Many)</w:t>
+      <w:proofErr w:type="gramStart"/>
+      <w:r>
+        <w:rPr>
+          <w:rFonts w:cstheme="minorHAnsi"/>
+          <w:sz w:val="24"/>
+          <w:szCs w:val="24"/>
+        </w:rPr>
+        <w:t>Type</w:t>
+      </w:r>
+      <w:r>
+        <w:rPr>
+          <w:rFonts w:cstheme="minorHAnsi"/>
+          <w:sz w:val="24"/>
+          <w:szCs w:val="24"/>
+        </w:rPr>
+        <w:t>,</w:t>
+      </w:r>
+      <w:r>
+        <w:rPr>
+          <w:rFonts w:cstheme="minorHAnsi"/>
+          <w:sz w:val="24"/>
+          <w:szCs w:val="24"/>
+        </w:rPr>
+        <w:t>-</w:t>
+      </w:r>
+      <w:proofErr w:type="gramEnd"/>
+      <w:r>
+        <w:rPr>
+          <w:rFonts w:cstheme="minorHAnsi"/>
+          <w:sz w:val="24"/>
+          <w:szCs w:val="24"/>
+        </w:rPr>
+        <w:t>4: Many input files to many output files (Many – Many)</w:t>
       </w:r>
     </w:p>
     <w:p>
@@ -45135,6 +45157,50 @@
         </w:rPr>
         <w:t>If we have same kind of data repeated with same data-type and size</w:t>
       </w:r>
+      <w:r>
+        <w:rPr>
+          <w:rFonts w:cstheme="minorHAnsi"/>
+          <w:sz w:val="24"/>
+          <w:szCs w:val="24"/>
+        </w:rPr>
+        <w:t xml:space="preserve">, in </w:t>
+      </w:r>
+      <w:r>
+        <w:rPr>
+          <w:rFonts w:cstheme="minorHAnsi"/>
+          <w:sz w:val="24"/>
+          <w:szCs w:val="24"/>
+        </w:rPr>
+        <w:t>that case only we define OCCURS variable</w:t>
+      </w:r>
+    </w:p>
+    <w:p>
+      <w:pPr>
+        <w:pStyle w:val="ListParagraph"/>
+        <w:numPr>
+          <w:ilvl w:val="2"/>
+          <w:numId w:val="1"/>
+        </w:numPr>
+        <w:spacing w:after="0"/>
+        <w:rPr>
+          <w:rFonts w:cstheme="minorHAnsi"/>
+          <w:b/>
+          <w:bCs/>
+          <w:sz w:val="24"/>
+          <w:szCs w:val="24"/>
+          <w:u w:val="single"/>
+        </w:rPr>
+      </w:pPr>
+      <w:r>
+        <w:rPr>
+          <w:rFonts w:cstheme="minorHAnsi"/>
+          <w:b/>
+          <w:bCs/>
+          <w:sz w:val="24"/>
+          <w:szCs w:val="24"/>
+        </w:rPr>
+        <w:t>OCCURS have 2 types of syntax</w:t>
+      </w:r>
     </w:p>
     <w:p>
       <w:pPr>
@@ -45146,18 +45212,963 @@
         <w:spacing w:after="0"/>
         <w:rPr>
           <w:rFonts w:cstheme="minorHAnsi"/>
-          <w:sz w:val="24"/>
-          <w:szCs w:val="24"/>
-          <w:u w:val="single"/>
-        </w:rPr>
-      </w:pPr>
-      <w:r>
-        <w:rPr>
-          <w:rFonts w:cstheme="minorHAnsi"/>
-          <w:sz w:val="24"/>
-          <w:szCs w:val="24"/>
-        </w:rPr>
-        <w:t>In that case only we define OCCURS variable</w:t>
+          <w:b/>
+          <w:bCs/>
+          <w:sz w:val="24"/>
+          <w:szCs w:val="24"/>
+          <w:u w:val="single"/>
+        </w:rPr>
+      </w:pPr>
+      <w:r>
+        <w:rPr>
+          <w:rFonts w:cstheme="minorHAnsi"/>
+          <w:b/>
+          <w:bCs/>
+          <w:sz w:val="24"/>
+          <w:szCs w:val="24"/>
+        </w:rPr>
+        <w:t>Fixed occurrence of data</w:t>
+      </w:r>
+      <w:r>
+        <w:rPr>
+          <w:rFonts w:cstheme="minorHAnsi"/>
+          <w:b/>
+          <w:bCs/>
+          <w:sz w:val="24"/>
+          <w:szCs w:val="24"/>
+        </w:rPr>
+        <w:t>:</w:t>
+      </w:r>
+    </w:p>
+    <w:p>
+      <w:pPr>
+        <w:pStyle w:val="ListParagraph"/>
+        <w:numPr>
+          <w:ilvl w:val="4"/>
+          <w:numId w:val="1"/>
+        </w:numPr>
+        <w:spacing w:after="0"/>
+        <w:rPr>
+          <w:rFonts w:cstheme="minorHAnsi"/>
+          <w:sz w:val="24"/>
+          <w:szCs w:val="24"/>
+          <w:u w:val="single"/>
+        </w:rPr>
+      </w:pPr>
+      <w:r>
+        <w:rPr>
+          <w:rFonts w:cstheme="minorHAnsi"/>
+          <w:sz w:val="24"/>
+          <w:szCs w:val="24"/>
+        </w:rPr>
+        <w:t>03 OCCUR-VAR</w:t>
+      </w:r>
+      <w:r>
+        <w:rPr>
+          <w:rFonts w:cstheme="minorHAnsi"/>
+          <w:sz w:val="24"/>
+          <w:szCs w:val="24"/>
+        </w:rPr>
+        <w:tab/>
+        <w:t>OCCURS N TIMES.</w:t>
+      </w:r>
+    </w:p>
+    <w:p>
+      <w:pPr>
+        <w:pStyle w:val="ListParagraph"/>
+        <w:numPr>
+          <w:ilvl w:val="4"/>
+          <w:numId w:val="1"/>
+        </w:numPr>
+        <w:spacing w:after="0"/>
+        <w:rPr>
+          <w:rFonts w:cstheme="minorHAnsi"/>
+          <w:sz w:val="24"/>
+          <w:szCs w:val="24"/>
+          <w:u w:val="single"/>
+        </w:rPr>
+      </w:pPr>
+      <w:r>
+        <w:rPr>
+          <w:rFonts w:cstheme="minorHAnsi"/>
+          <w:sz w:val="24"/>
+          <w:szCs w:val="24"/>
+        </w:rPr>
+        <w:t>Memory allocation will be done as soon as program starts</w:t>
+      </w:r>
+    </w:p>
+    <w:p>
+      <w:pPr>
+        <w:pStyle w:val="ListParagraph"/>
+        <w:numPr>
+          <w:ilvl w:val="4"/>
+          <w:numId w:val="1"/>
+        </w:numPr>
+        <w:spacing w:after="0"/>
+        <w:rPr>
+          <w:rFonts w:cstheme="minorHAnsi"/>
+          <w:sz w:val="24"/>
+          <w:szCs w:val="24"/>
+          <w:u w:val="single"/>
+        </w:rPr>
+      </w:pPr>
+      <w:r>
+        <w:rPr>
+          <w:rFonts w:cstheme="minorHAnsi"/>
+          <w:sz w:val="24"/>
+          <w:szCs w:val="24"/>
+        </w:rPr>
+        <w:t>Used for field repetition</w:t>
+      </w:r>
+    </w:p>
+    <w:p>
+      <w:pPr>
+        <w:pStyle w:val="ListParagraph"/>
+        <w:numPr>
+          <w:ilvl w:val="4"/>
+          <w:numId w:val="1"/>
+        </w:numPr>
+        <w:spacing w:after="0"/>
+        <w:rPr>
+          <w:rFonts w:cstheme="minorHAnsi"/>
+          <w:sz w:val="24"/>
+          <w:szCs w:val="24"/>
+          <w:u w:val="single"/>
+        </w:rPr>
+      </w:pPr>
+      <w:r>
+        <w:rPr>
+          <w:rFonts w:cstheme="minorHAnsi"/>
+          <w:sz w:val="24"/>
+          <w:szCs w:val="24"/>
+        </w:rPr>
+        <w:t>Ex:</w:t>
+      </w:r>
+    </w:p>
+    <w:p>
+      <w:pPr>
+        <w:spacing w:after="0"/>
+        <w:ind w:left="1800"/>
+        <w:rPr>
+          <w:rFonts w:cstheme="minorHAnsi"/>
+          <w:sz w:val="24"/>
+          <w:szCs w:val="24"/>
+        </w:rPr>
+      </w:pPr>
+      <w:r>
+        <w:rPr>
+          <w:rFonts w:cstheme="minorHAnsi"/>
+          <w:sz w:val="24"/>
+          <w:szCs w:val="24"/>
+        </w:rPr>
+        <w:t>File Data -&gt; 2025-10-30,20,21,23,21,</w:t>
+      </w:r>
+      <w:proofErr w:type="gramStart"/>
+      <w:r>
+        <w:rPr>
+          <w:rFonts w:cstheme="minorHAnsi"/>
+          <w:sz w:val="24"/>
+          <w:szCs w:val="24"/>
+        </w:rPr>
+        <w:t>20,19,…</w:t>
+      </w:r>
+      <w:proofErr w:type="gramEnd"/>
+      <w:r>
+        <w:rPr>
+          <w:rFonts w:cstheme="minorHAnsi"/>
+          <w:sz w:val="24"/>
+          <w:szCs w:val="24"/>
+        </w:rPr>
+        <w:t>.22     for 24hrs</w:t>
+      </w:r>
+    </w:p>
+    <w:p>
+      <w:pPr>
+        <w:spacing w:after="0"/>
+        <w:ind w:left="1800"/>
+        <w:rPr>
+          <w:rFonts w:cstheme="minorHAnsi"/>
+          <w:sz w:val="24"/>
+          <w:szCs w:val="24"/>
+        </w:rPr>
+      </w:pPr>
+      <w:r>
+        <w:rPr>
+          <w:rFonts w:cstheme="minorHAnsi"/>
+          <w:sz w:val="24"/>
+          <w:szCs w:val="24"/>
+        </w:rPr>
+        <w:tab/>
+      </w:r>
+      <w:r>
+        <w:rPr>
+          <w:rFonts w:cstheme="minorHAnsi"/>
+          <w:sz w:val="24"/>
+          <w:szCs w:val="24"/>
+        </w:rPr>
+        <w:tab/>
+        <w:t xml:space="preserve"> 2025-10-31,21,25,23,21,</w:t>
+      </w:r>
+      <w:proofErr w:type="gramStart"/>
+      <w:r>
+        <w:rPr>
+          <w:rFonts w:cstheme="minorHAnsi"/>
+          <w:sz w:val="24"/>
+          <w:szCs w:val="24"/>
+        </w:rPr>
+        <w:t>20,19,…</w:t>
+      </w:r>
+      <w:proofErr w:type="gramEnd"/>
+      <w:r>
+        <w:rPr>
+          <w:rFonts w:cstheme="minorHAnsi"/>
+          <w:sz w:val="24"/>
+          <w:szCs w:val="24"/>
+        </w:rPr>
+        <w:t>.23     for 24hrs</w:t>
+      </w:r>
+    </w:p>
+    <w:p>
+      <w:pPr>
+        <w:spacing w:after="0"/>
+        <w:ind w:left="1800"/>
+        <w:rPr>
+          <w:rFonts w:cstheme="minorHAnsi"/>
+          <w:sz w:val="24"/>
+          <w:szCs w:val="24"/>
+        </w:rPr>
+      </w:pPr>
+      <w:proofErr w:type="spellStart"/>
+      <w:r>
+        <w:rPr>
+          <w:rFonts w:cstheme="minorHAnsi"/>
+          <w:sz w:val="24"/>
+          <w:szCs w:val="24"/>
+        </w:rPr>
+        <w:t>Pgm</w:t>
+      </w:r>
+      <w:proofErr w:type="spellEnd"/>
+    </w:p>
+    <w:p>
+      <w:pPr>
+        <w:spacing w:after="0"/>
+        <w:ind w:left="1800"/>
+        <w:rPr>
+          <w:rFonts w:cstheme="minorHAnsi"/>
+          <w:sz w:val="24"/>
+          <w:szCs w:val="24"/>
+        </w:rPr>
+      </w:pPr>
+      <w:r>
+        <w:rPr>
+          <w:rFonts w:cstheme="minorHAnsi"/>
+          <w:sz w:val="24"/>
+          <w:szCs w:val="24"/>
+        </w:rPr>
+        <w:tab/>
+        <w:t>01 TEMP-DETAILS-IN.</w:t>
+      </w:r>
+      <w:r>
+        <w:rPr>
+          <w:rFonts w:cstheme="minorHAnsi"/>
+          <w:sz w:val="24"/>
+          <w:szCs w:val="24"/>
+        </w:rPr>
+        <w:tab/>
+      </w:r>
+      <w:r>
+        <w:rPr>
+          <w:rFonts w:cstheme="minorHAnsi"/>
+          <w:sz w:val="24"/>
+          <w:szCs w:val="24"/>
+        </w:rPr>
+        <w:tab/>
+      </w:r>
+      <w:r>
+        <w:rPr>
+          <w:rFonts w:cstheme="minorHAnsi"/>
+          <w:sz w:val="24"/>
+          <w:szCs w:val="24"/>
+        </w:rPr>
+        <w:tab/>
+        <w:t>(</w:t>
+      </w:r>
+      <w:proofErr w:type="spellStart"/>
+      <w:r>
+        <w:rPr>
+          <w:rFonts w:cstheme="minorHAnsi"/>
+          <w:sz w:val="24"/>
+          <w:szCs w:val="24"/>
+        </w:rPr>
+        <w:t>Refered</w:t>
+      </w:r>
+      <w:proofErr w:type="spellEnd"/>
+      <w:r>
+        <w:rPr>
+          <w:rFonts w:cstheme="minorHAnsi"/>
+          <w:sz w:val="24"/>
+          <w:szCs w:val="24"/>
+        </w:rPr>
+        <w:t xml:space="preserve"> as a table)</w:t>
+      </w:r>
+    </w:p>
+    <w:p>
+      <w:pPr>
+        <w:spacing w:after="0"/>
+        <w:ind w:left="1800"/>
+        <w:rPr>
+          <w:rFonts w:cstheme="minorHAnsi"/>
+          <w:sz w:val="24"/>
+          <w:szCs w:val="24"/>
+        </w:rPr>
+      </w:pPr>
+      <w:r>
+        <w:rPr>
+          <w:rFonts w:cstheme="minorHAnsi"/>
+          <w:sz w:val="24"/>
+          <w:szCs w:val="24"/>
+        </w:rPr>
+        <w:tab/>
+      </w:r>
+      <w:r>
+        <w:rPr>
+          <w:rFonts w:cstheme="minorHAnsi"/>
+          <w:sz w:val="24"/>
+          <w:szCs w:val="24"/>
+        </w:rPr>
+        <w:tab/>
+        <w:t>03 TEMP-DATE</w:t>
+      </w:r>
+      <w:r>
+        <w:rPr>
+          <w:rFonts w:cstheme="minorHAnsi"/>
+          <w:sz w:val="24"/>
+          <w:szCs w:val="24"/>
+        </w:rPr>
+        <w:tab/>
+      </w:r>
+      <w:r>
+        <w:rPr>
+          <w:rFonts w:cstheme="minorHAnsi"/>
+          <w:sz w:val="24"/>
+          <w:szCs w:val="24"/>
+        </w:rPr>
+        <w:tab/>
+        <w:t xml:space="preserve">PIC </w:t>
+      </w:r>
+      <w:proofErr w:type="gramStart"/>
+      <w:r>
+        <w:rPr>
+          <w:rFonts w:cstheme="minorHAnsi"/>
+          <w:sz w:val="24"/>
+          <w:szCs w:val="24"/>
+        </w:rPr>
+        <w:t>X(</w:t>
+      </w:r>
+      <w:proofErr w:type="gramEnd"/>
+      <w:r>
+        <w:rPr>
+          <w:rFonts w:cstheme="minorHAnsi"/>
+          <w:sz w:val="24"/>
+          <w:szCs w:val="24"/>
+        </w:rPr>
+        <w:t>10).</w:t>
+      </w:r>
+    </w:p>
+    <w:p>
+      <w:pPr>
+        <w:spacing w:after="0"/>
+        <w:ind w:left="1800"/>
+        <w:rPr>
+          <w:rFonts w:cstheme="minorHAnsi"/>
+          <w:sz w:val="24"/>
+          <w:szCs w:val="24"/>
+        </w:rPr>
+      </w:pPr>
+      <w:r>
+        <w:rPr>
+          <w:rFonts w:cstheme="minorHAnsi"/>
+          <w:sz w:val="24"/>
+          <w:szCs w:val="24"/>
+        </w:rPr>
+        <w:tab/>
+      </w:r>
+      <w:r>
+        <w:rPr>
+          <w:rFonts w:cstheme="minorHAnsi"/>
+          <w:sz w:val="24"/>
+          <w:szCs w:val="24"/>
+        </w:rPr>
+        <w:tab/>
+        <w:t>03 TEMP-READING</w:t>
+      </w:r>
+      <w:r>
+        <w:rPr>
+          <w:rFonts w:cstheme="minorHAnsi"/>
+          <w:sz w:val="24"/>
+          <w:szCs w:val="24"/>
+        </w:rPr>
+        <w:tab/>
+        <w:t>OCCURS 24 TIMES PIC 9(03) [1 occur var with 24 memory allocation]</w:t>
+      </w:r>
+    </w:p>
+    <w:p>
+      <w:pPr>
+        <w:pStyle w:val="ListParagraph"/>
+        <w:numPr>
+          <w:ilvl w:val="3"/>
+          <w:numId w:val="1"/>
+        </w:numPr>
+        <w:spacing w:after="0"/>
+        <w:rPr>
+          <w:rFonts w:cstheme="minorHAnsi"/>
+          <w:b/>
+          <w:bCs/>
+          <w:sz w:val="24"/>
+          <w:szCs w:val="24"/>
+          <w:u w:val="single"/>
+        </w:rPr>
+      </w:pPr>
+      <w:r>
+        <w:rPr>
+          <w:rFonts w:cstheme="minorHAnsi"/>
+          <w:b/>
+          <w:bCs/>
+          <w:sz w:val="24"/>
+          <w:szCs w:val="24"/>
+        </w:rPr>
+        <w:t>Dynamic occurrence/varying</w:t>
+      </w:r>
+      <w:r>
+        <w:rPr>
+          <w:rFonts w:cstheme="minorHAnsi"/>
+          <w:b/>
+          <w:bCs/>
+          <w:sz w:val="24"/>
+          <w:szCs w:val="24"/>
+        </w:rPr>
+        <w:t>:</w:t>
+      </w:r>
+    </w:p>
+    <w:p>
+      <w:pPr>
+        <w:pStyle w:val="ListParagraph"/>
+        <w:numPr>
+          <w:ilvl w:val="4"/>
+          <w:numId w:val="1"/>
+        </w:numPr>
+        <w:spacing w:after="0"/>
+        <w:rPr>
+          <w:rFonts w:cstheme="minorHAnsi"/>
+          <w:sz w:val="24"/>
+          <w:szCs w:val="24"/>
+          <w:u w:val="single"/>
+        </w:rPr>
+      </w:pPr>
+      <w:r>
+        <w:rPr>
+          <w:rFonts w:cstheme="minorHAnsi"/>
+          <w:sz w:val="24"/>
+          <w:szCs w:val="24"/>
+        </w:rPr>
+        <w:t>03 OCCUR-VAR</w:t>
+      </w:r>
+      <w:r>
+        <w:rPr>
+          <w:rFonts w:cstheme="minorHAnsi"/>
+          <w:sz w:val="24"/>
+          <w:szCs w:val="24"/>
+        </w:rPr>
+        <w:tab/>
+        <w:t>OCCURS N TIMES DEPENDING ON COUNTER-VAR.</w:t>
+      </w:r>
+    </w:p>
+    <w:p>
+      <w:pPr>
+        <w:pStyle w:val="ListParagraph"/>
+        <w:spacing w:after="0"/>
+        <w:ind w:left="1800"/>
+        <w:rPr>
+          <w:rFonts w:cstheme="minorHAnsi"/>
+          <w:sz w:val="24"/>
+          <w:szCs w:val="24"/>
+          <w:u w:val="single"/>
+        </w:rPr>
+      </w:pPr>
+      <w:r>
+        <w:rPr>
+          <w:rFonts w:cstheme="minorHAnsi"/>
+          <w:sz w:val="24"/>
+          <w:szCs w:val="24"/>
+        </w:rPr>
+        <w:t>01 COUNTER-VAR</w:t>
+      </w:r>
+      <w:r>
+        <w:rPr>
+          <w:rFonts w:cstheme="minorHAnsi"/>
+          <w:sz w:val="24"/>
+          <w:szCs w:val="24"/>
+        </w:rPr>
+        <w:tab/>
+        <w:t>PIC 9(03).</w:t>
+      </w:r>
+    </w:p>
+    <w:p>
+      <w:pPr>
+        <w:pStyle w:val="ListParagraph"/>
+        <w:numPr>
+          <w:ilvl w:val="4"/>
+          <w:numId w:val="1"/>
+        </w:numPr>
+        <w:spacing w:after="0"/>
+        <w:rPr>
+          <w:rFonts w:cstheme="minorHAnsi"/>
+          <w:b/>
+          <w:bCs/>
+          <w:sz w:val="24"/>
+          <w:szCs w:val="24"/>
+          <w:u w:val="single"/>
+        </w:rPr>
+      </w:pPr>
+      <w:r>
+        <w:rPr>
+          <w:rFonts w:cstheme="minorHAnsi"/>
+          <w:b/>
+          <w:bCs/>
+          <w:sz w:val="24"/>
+          <w:szCs w:val="24"/>
+        </w:rPr>
+        <w:t>DEPENDING ON</w:t>
+      </w:r>
+    </w:p>
+    <w:p>
+      <w:pPr>
+        <w:pStyle w:val="ListParagraph"/>
+        <w:numPr>
+          <w:ilvl w:val="5"/>
+          <w:numId w:val="1"/>
+        </w:numPr>
+        <w:spacing w:after="0"/>
+        <w:rPr>
+          <w:rFonts w:cstheme="minorHAnsi"/>
+          <w:sz w:val="24"/>
+          <w:szCs w:val="24"/>
+          <w:u w:val="single"/>
+        </w:rPr>
+      </w:pPr>
+      <w:r>
+        <w:rPr>
+          <w:rFonts w:cstheme="minorHAnsi"/>
+          <w:sz w:val="24"/>
+          <w:szCs w:val="24"/>
+        </w:rPr>
+        <w:t>Whenever we want to define an occurrence for a repeated data and the data repetition is not fixed (each time its different)</w:t>
+      </w:r>
+    </w:p>
+    <w:p>
+      <w:pPr>
+        <w:pStyle w:val="ListParagraph"/>
+        <w:numPr>
+          <w:ilvl w:val="4"/>
+          <w:numId w:val="1"/>
+        </w:numPr>
+        <w:spacing w:after="0"/>
+        <w:rPr>
+          <w:rFonts w:cstheme="minorHAnsi"/>
+          <w:sz w:val="24"/>
+          <w:szCs w:val="24"/>
+          <w:u w:val="single"/>
+        </w:rPr>
+      </w:pPr>
+      <w:r>
+        <w:rPr>
+          <w:rFonts w:cstheme="minorHAnsi"/>
+          <w:sz w:val="24"/>
+          <w:szCs w:val="24"/>
+        </w:rPr>
+        <w:t xml:space="preserve">Memory allocation will happen within the </w:t>
+      </w:r>
+      <w:proofErr w:type="spellStart"/>
+      <w:r>
+        <w:rPr>
+          <w:rFonts w:cstheme="minorHAnsi"/>
+          <w:sz w:val="24"/>
+          <w:szCs w:val="24"/>
+        </w:rPr>
+        <w:t>pgm</w:t>
+      </w:r>
+      <w:proofErr w:type="spellEnd"/>
+      <w:r>
+        <w:rPr>
+          <w:rFonts w:cstheme="minorHAnsi"/>
+          <w:sz w:val="24"/>
+          <w:szCs w:val="24"/>
+        </w:rPr>
+        <w:t>, based on counter-variable</w:t>
+      </w:r>
+    </w:p>
+    <w:p>
+      <w:pPr>
+        <w:pStyle w:val="ListParagraph"/>
+        <w:numPr>
+          <w:ilvl w:val="4"/>
+          <w:numId w:val="1"/>
+        </w:numPr>
+        <w:spacing w:after="0"/>
+        <w:rPr>
+          <w:rFonts w:cstheme="minorHAnsi"/>
+          <w:sz w:val="24"/>
+          <w:szCs w:val="24"/>
+          <w:u w:val="single"/>
+        </w:rPr>
+      </w:pPr>
+      <w:r>
+        <w:rPr>
+          <w:rFonts w:cstheme="minorHAnsi"/>
+          <w:sz w:val="24"/>
+          <w:szCs w:val="24"/>
+        </w:rPr>
+        <w:lastRenderedPageBreak/>
+        <w:t>Used for record repetition</w:t>
+      </w:r>
+    </w:p>
+    <w:p>
+      <w:pPr>
+        <w:pStyle w:val="ListParagraph"/>
+        <w:numPr>
+          <w:ilvl w:val="4"/>
+          <w:numId w:val="1"/>
+        </w:numPr>
+        <w:spacing w:after="0"/>
+        <w:rPr>
+          <w:rFonts w:cstheme="minorHAnsi"/>
+          <w:sz w:val="24"/>
+          <w:szCs w:val="24"/>
+          <w:u w:val="single"/>
+        </w:rPr>
+      </w:pPr>
+      <w:r>
+        <w:rPr>
+          <w:rFonts w:cstheme="minorHAnsi"/>
+          <w:sz w:val="24"/>
+          <w:szCs w:val="24"/>
+        </w:rPr>
+        <w:t>Ex:</w:t>
+      </w:r>
+    </w:p>
+    <w:p>
+      <w:pPr>
+        <w:pStyle w:val="ListParagraph"/>
+        <w:spacing w:after="0"/>
+        <w:ind w:left="2160"/>
+        <w:rPr>
+          <w:rFonts w:cstheme="minorHAnsi"/>
+          <w:sz w:val="24"/>
+          <w:szCs w:val="24"/>
+        </w:rPr>
+      </w:pPr>
+      <w:r>
+        <w:rPr>
+          <w:rFonts w:cstheme="minorHAnsi"/>
+          <w:sz w:val="24"/>
+          <w:szCs w:val="24"/>
+        </w:rPr>
+        <w:t>01 INVOICE-RECEIPT.</w:t>
+      </w:r>
+    </w:p>
+    <w:p>
+      <w:pPr>
+        <w:pStyle w:val="ListParagraph"/>
+        <w:spacing w:after="0"/>
+        <w:ind w:left="2160"/>
+        <w:rPr>
+          <w:rFonts w:cstheme="minorHAnsi"/>
+          <w:sz w:val="24"/>
+          <w:szCs w:val="24"/>
+        </w:rPr>
+      </w:pPr>
+      <w:r>
+        <w:rPr>
+          <w:rFonts w:cstheme="minorHAnsi"/>
+          <w:sz w:val="24"/>
+          <w:szCs w:val="24"/>
+        </w:rPr>
+        <w:tab/>
+        <w:t>03 INVOICE-DATE</w:t>
+      </w:r>
+      <w:r>
+        <w:rPr>
+          <w:rFonts w:cstheme="minorHAnsi"/>
+          <w:sz w:val="24"/>
+          <w:szCs w:val="24"/>
+        </w:rPr>
+        <w:tab/>
+        <w:t xml:space="preserve">PIC </w:t>
+      </w:r>
+      <w:proofErr w:type="gramStart"/>
+      <w:r>
+        <w:rPr>
+          <w:rFonts w:cstheme="minorHAnsi"/>
+          <w:sz w:val="24"/>
+          <w:szCs w:val="24"/>
+        </w:rPr>
+        <w:t>X(</w:t>
+      </w:r>
+      <w:proofErr w:type="gramEnd"/>
+      <w:r>
+        <w:rPr>
+          <w:rFonts w:cstheme="minorHAnsi"/>
+          <w:sz w:val="24"/>
+          <w:szCs w:val="24"/>
+        </w:rPr>
+        <w:t>10).</w:t>
+      </w:r>
+    </w:p>
+    <w:p>
+      <w:pPr>
+        <w:pStyle w:val="ListParagraph"/>
+        <w:spacing w:after="0"/>
+        <w:ind w:left="2160"/>
+        <w:rPr>
+          <w:rFonts w:cstheme="minorHAnsi"/>
+          <w:sz w:val="24"/>
+          <w:szCs w:val="24"/>
+        </w:rPr>
+      </w:pPr>
+      <w:r>
+        <w:rPr>
+          <w:rFonts w:cstheme="minorHAnsi"/>
+          <w:sz w:val="24"/>
+          <w:szCs w:val="24"/>
+        </w:rPr>
+        <w:tab/>
+        <w:t xml:space="preserve">03 ITEM-LIST </w:t>
+      </w:r>
+      <w:r>
+        <w:rPr>
+          <w:rFonts w:cstheme="minorHAnsi"/>
+          <w:sz w:val="24"/>
+          <w:szCs w:val="24"/>
+        </w:rPr>
+        <w:tab/>
+      </w:r>
+      <w:r>
+        <w:rPr>
+          <w:rFonts w:cstheme="minorHAnsi"/>
+          <w:sz w:val="24"/>
+          <w:szCs w:val="24"/>
+        </w:rPr>
+        <w:tab/>
+        <w:t>OCCURS N TIMES DEPENDING ON ITEM-COUNT.</w:t>
+      </w:r>
+    </w:p>
+    <w:p>
+      <w:pPr>
+        <w:pStyle w:val="ListParagraph"/>
+        <w:spacing w:after="0"/>
+        <w:ind w:left="2160"/>
+        <w:rPr>
+          <w:rFonts w:cstheme="minorHAnsi"/>
+          <w:sz w:val="24"/>
+          <w:szCs w:val="24"/>
+        </w:rPr>
+      </w:pPr>
+      <w:r>
+        <w:rPr>
+          <w:rFonts w:cstheme="minorHAnsi"/>
+          <w:sz w:val="24"/>
+          <w:szCs w:val="24"/>
+        </w:rPr>
+        <w:tab/>
+      </w:r>
+      <w:r>
+        <w:rPr>
+          <w:rFonts w:cstheme="minorHAnsi"/>
+          <w:sz w:val="24"/>
+          <w:szCs w:val="24"/>
+        </w:rPr>
+        <w:tab/>
+        <w:t>05 ITEM-NUM1</w:t>
+      </w:r>
+      <w:r>
+        <w:rPr>
+          <w:rFonts w:cstheme="minorHAnsi"/>
+          <w:sz w:val="24"/>
+          <w:szCs w:val="24"/>
+        </w:rPr>
+        <w:tab/>
+        <w:t>PIC</w:t>
+      </w:r>
+    </w:p>
+    <w:p>
+      <w:pPr>
+        <w:pStyle w:val="ListParagraph"/>
+        <w:spacing w:after="0"/>
+        <w:ind w:left="2160"/>
+        <w:rPr>
+          <w:rFonts w:cstheme="minorHAnsi"/>
+          <w:sz w:val="24"/>
+          <w:szCs w:val="24"/>
+        </w:rPr>
+      </w:pPr>
+      <w:r>
+        <w:rPr>
+          <w:rFonts w:cstheme="minorHAnsi"/>
+          <w:sz w:val="24"/>
+          <w:szCs w:val="24"/>
+        </w:rPr>
+        <w:tab/>
+      </w:r>
+      <w:r>
+        <w:rPr>
+          <w:rFonts w:cstheme="minorHAnsi"/>
+          <w:sz w:val="24"/>
+          <w:szCs w:val="24"/>
+        </w:rPr>
+        <w:tab/>
+        <w:t>05 ITEM-NAME</w:t>
+      </w:r>
+      <w:r>
+        <w:rPr>
+          <w:rFonts w:cstheme="minorHAnsi"/>
+          <w:sz w:val="24"/>
+          <w:szCs w:val="24"/>
+        </w:rPr>
+        <w:tab/>
+        <w:t>PIC</w:t>
+      </w:r>
+    </w:p>
+    <w:p>
+      <w:pPr>
+        <w:pStyle w:val="ListParagraph"/>
+        <w:spacing w:after="0"/>
+        <w:ind w:left="2160"/>
+        <w:rPr>
+          <w:rFonts w:cstheme="minorHAnsi"/>
+          <w:sz w:val="24"/>
+          <w:szCs w:val="24"/>
+        </w:rPr>
+      </w:pPr>
+      <w:r>
+        <w:rPr>
+          <w:rFonts w:cstheme="minorHAnsi"/>
+          <w:sz w:val="24"/>
+          <w:szCs w:val="24"/>
+        </w:rPr>
+        <w:tab/>
+      </w:r>
+      <w:r>
+        <w:rPr>
+          <w:rFonts w:cstheme="minorHAnsi"/>
+          <w:sz w:val="24"/>
+          <w:szCs w:val="24"/>
+        </w:rPr>
+        <w:tab/>
+        <w:t>05 ITEM-QTY1</w:t>
+      </w:r>
+      <w:r>
+        <w:rPr>
+          <w:rFonts w:cstheme="minorHAnsi"/>
+          <w:sz w:val="24"/>
+          <w:szCs w:val="24"/>
+        </w:rPr>
+        <w:tab/>
+      </w:r>
+      <w:r>
+        <w:rPr>
+          <w:rFonts w:cstheme="minorHAnsi"/>
+          <w:sz w:val="24"/>
+          <w:szCs w:val="24"/>
+        </w:rPr>
+        <w:tab/>
+        <w:t>PIC</w:t>
+      </w:r>
+    </w:p>
+    <w:p>
+      <w:pPr>
+        <w:pStyle w:val="ListParagraph"/>
+        <w:spacing w:after="0"/>
+        <w:ind w:left="2160"/>
+        <w:rPr>
+          <w:rFonts w:cstheme="minorHAnsi"/>
+          <w:sz w:val="24"/>
+          <w:szCs w:val="24"/>
+        </w:rPr>
+      </w:pPr>
+      <w:r>
+        <w:rPr>
+          <w:rFonts w:cstheme="minorHAnsi"/>
+          <w:sz w:val="24"/>
+          <w:szCs w:val="24"/>
+        </w:rPr>
+        <w:tab/>
+      </w:r>
+      <w:r>
+        <w:rPr>
+          <w:rFonts w:cstheme="minorHAnsi"/>
+          <w:sz w:val="24"/>
+          <w:szCs w:val="24"/>
+        </w:rPr>
+        <w:tab/>
+        <w:t>05 ITEM-PRICE</w:t>
+      </w:r>
+      <w:r>
+        <w:rPr>
+          <w:rFonts w:cstheme="minorHAnsi"/>
+          <w:sz w:val="24"/>
+          <w:szCs w:val="24"/>
+        </w:rPr>
+        <w:tab/>
+      </w:r>
+      <w:r>
+        <w:rPr>
+          <w:rFonts w:cstheme="minorHAnsi"/>
+          <w:sz w:val="24"/>
+          <w:szCs w:val="24"/>
+        </w:rPr>
+        <w:tab/>
+        <w:t>PIC</w:t>
+      </w:r>
+    </w:p>
+    <w:p>
+      <w:pPr>
+        <w:pStyle w:val="ListParagraph"/>
+        <w:spacing w:after="0"/>
+        <w:ind w:left="2160"/>
+        <w:rPr>
+          <w:rFonts w:cstheme="minorHAnsi"/>
+          <w:sz w:val="24"/>
+          <w:szCs w:val="24"/>
+          <w:u w:val="single"/>
+        </w:rPr>
+      </w:pPr>
+    </w:p>
+    <w:p>
+      <w:pPr>
+        <w:pStyle w:val="ListParagraph"/>
+        <w:numPr>
+          <w:ilvl w:val="1"/>
+          <w:numId w:val="1"/>
+        </w:numPr>
+        <w:spacing w:after="0"/>
+        <w:rPr>
+          <w:rFonts w:cstheme="minorHAnsi"/>
+          <w:b/>
+          <w:bCs/>
+          <w:sz w:val="24"/>
+          <w:szCs w:val="24"/>
+          <w:u w:val="single"/>
+        </w:rPr>
+      </w:pPr>
+      <w:r>
+        <w:rPr>
+          <w:rFonts w:cstheme="minorHAnsi"/>
+          <w:b/>
+          <w:bCs/>
+          <w:sz w:val="24"/>
+          <w:szCs w:val="24"/>
+        </w:rPr>
+        <w:t>How to access the data of occurs variable</w:t>
       </w:r>
     </w:p>
     <w:p>
@@ -45170,22 +46181,79 @@
         <w:spacing w:after="0"/>
         <w:rPr>
           <w:rFonts w:cstheme="minorHAnsi"/>
-          <w:b/>
-          <w:bCs/>
-          <w:sz w:val="24"/>
-          <w:szCs w:val="24"/>
-          <w:u w:val="single"/>
-        </w:rPr>
-      </w:pPr>
-      <w:r>
-        <w:rPr>
-          <w:rFonts w:cstheme="minorHAnsi"/>
-          <w:b/>
-          <w:bCs/>
-          <w:sz w:val="24"/>
-          <w:szCs w:val="24"/>
-        </w:rPr>
-        <w:t>OCCURS have 2 types of syntax</w:t>
+          <w:sz w:val="24"/>
+          <w:szCs w:val="24"/>
+          <w:u w:val="single"/>
+        </w:rPr>
+      </w:pPr>
+      <w:r>
+        <w:rPr>
+          <w:rFonts w:cstheme="minorHAnsi"/>
+          <w:sz w:val="24"/>
+          <w:szCs w:val="24"/>
+        </w:rPr>
+        <w:t>We need to provide memory occurrence, that we do using ‘SUB-SCRIPT’</w:t>
+      </w:r>
+    </w:p>
+    <w:p>
+      <w:pPr>
+        <w:pStyle w:val="ListParagraph"/>
+        <w:numPr>
+          <w:ilvl w:val="2"/>
+          <w:numId w:val="1"/>
+        </w:numPr>
+        <w:spacing w:after="0"/>
+        <w:rPr>
+          <w:rFonts w:cstheme="minorHAnsi"/>
+          <w:sz w:val="24"/>
+          <w:szCs w:val="24"/>
+          <w:u w:val="single"/>
+        </w:rPr>
+      </w:pPr>
+      <w:r>
+        <w:rPr>
+          <w:rFonts w:cstheme="minorHAnsi"/>
+          <w:sz w:val="24"/>
+          <w:szCs w:val="24"/>
+        </w:rPr>
+        <w:t>We will declare sub-script variable [01 WS-IDX</w:t>
+      </w:r>
+      <w:r>
+        <w:rPr>
+          <w:rFonts w:cstheme="minorHAnsi"/>
+          <w:sz w:val="24"/>
+          <w:szCs w:val="24"/>
+        </w:rPr>
+        <w:tab/>
+        <w:t>PIC 9(03) VALUE ZERO]</w:t>
+      </w:r>
+    </w:p>
+    <w:p>
+      <w:pPr>
+        <w:pStyle w:val="ListParagraph"/>
+        <w:numPr>
+          <w:ilvl w:val="2"/>
+          <w:numId w:val="1"/>
+        </w:numPr>
+        <w:spacing w:after="0"/>
+        <w:rPr>
+          <w:rFonts w:cstheme="minorHAnsi"/>
+          <w:b/>
+          <w:bCs/>
+          <w:sz w:val="24"/>
+          <w:szCs w:val="24"/>
+          <w:u w:val="single"/>
+        </w:rPr>
+      </w:pPr>
+      <w:r>
+        <w:rPr>
+          <w:rFonts w:cstheme="minorHAnsi"/>
+          <w:b/>
+          <w:bCs/>
+          <w:sz w:val="24"/>
+          <w:szCs w:val="24"/>
+        </w:rPr>
+        <w:t>To loop we have 2 syntax:</w:t>
       </w:r>
     </w:p>
     <w:p>
@@ -45213,17 +46281,17 @@
           <w:sz w:val="24"/>
           <w:szCs w:val="24"/>
         </w:rPr>
-        <w:t>Fixed occurrence of data</w:t>
-      </w:r>
-      <w:r>
-        <w:rPr>
-          <w:rFonts w:cstheme="minorHAnsi"/>
-          <w:b/>
-          <w:bCs/>
-          <w:sz w:val="24"/>
-          <w:szCs w:val="24"/>
-        </w:rPr>
-        <w:t>:</w:t>
+        <w:t>PERFORM UNTIL</w:t>
+      </w:r>
+      <w:r>
+        <w:rPr>
+          <w:rFonts w:cstheme="minorHAnsi"/>
+          <w:b/>
+          <w:bCs/>
+          <w:sz w:val="24"/>
+          <w:szCs w:val="24"/>
+        </w:rPr>
+        <w:t xml:space="preserve"> (If interviewer asked write occurs without using PERFORM VARYING)</w:t>
       </w:r>
     </w:p>
     <w:p>
@@ -45247,16 +46315,190 @@
           <w:sz w:val="24"/>
           <w:szCs w:val="24"/>
         </w:rPr>
-        <w:t>03 OCCUR-VAR</w:t>
-      </w:r>
-      <w:r>
-        <w:rPr>
-          <w:rFonts w:cstheme="minorHAnsi"/>
-          <w:sz w:val="24"/>
-          <w:szCs w:val="24"/>
-        </w:rPr>
-        <w:tab/>
-        <w:t>OCCURS N TIMES.</w:t>
+        <w:t>MOVE +1 TO WS-</w:t>
+      </w:r>
+      <w:r>
+        <w:rPr>
+          <w:rFonts w:cstheme="minorHAnsi"/>
+          <w:sz w:val="24"/>
+          <w:szCs w:val="24"/>
+        </w:rPr>
+        <w:t>I</w:t>
+      </w:r>
+      <w:r>
+        <w:rPr>
+          <w:rFonts w:cstheme="minorHAnsi"/>
+          <w:sz w:val="24"/>
+          <w:szCs w:val="24"/>
+        </w:rPr>
+        <w:t>DX</w:t>
+      </w:r>
+      <w:r>
+        <w:rPr>
+          <w:rFonts w:cstheme="minorHAnsi"/>
+          <w:sz w:val="24"/>
+          <w:szCs w:val="24"/>
+        </w:rPr>
+        <w:t>.</w:t>
+      </w:r>
+    </w:p>
+    <w:p>
+      <w:pPr>
+        <w:pStyle w:val="ListParagraph"/>
+        <w:spacing w:after="0"/>
+        <w:ind w:left="1800"/>
+        <w:rPr>
+          <w:rFonts w:cstheme="minorHAnsi"/>
+          <w:sz w:val="24"/>
+          <w:szCs w:val="24"/>
+        </w:rPr>
+      </w:pPr>
+      <w:r>
+        <w:rPr>
+          <w:rFonts w:cstheme="minorHAnsi"/>
+          <w:sz w:val="24"/>
+          <w:szCs w:val="24"/>
+        </w:rPr>
+        <w:t>PERFORM UNTIL WS-</w:t>
+      </w:r>
+      <w:r>
+        <w:rPr>
+          <w:rFonts w:cstheme="minorHAnsi"/>
+          <w:sz w:val="24"/>
+          <w:szCs w:val="24"/>
+        </w:rPr>
+        <w:t>I</w:t>
+      </w:r>
+      <w:r>
+        <w:rPr>
+          <w:rFonts w:cstheme="minorHAnsi"/>
+          <w:sz w:val="24"/>
+          <w:szCs w:val="24"/>
+        </w:rPr>
+        <w:t>DX</w:t>
+      </w:r>
+      <w:r>
+        <w:rPr>
+          <w:rFonts w:cstheme="minorHAnsi"/>
+          <w:sz w:val="24"/>
+          <w:szCs w:val="24"/>
+        </w:rPr>
+        <w:t>&gt;24</w:t>
+      </w:r>
+    </w:p>
+    <w:p>
+      <w:pPr>
+        <w:pStyle w:val="ListParagraph"/>
+        <w:spacing w:after="0"/>
+        <w:ind w:left="1800"/>
+        <w:rPr>
+          <w:rFonts w:cstheme="minorHAnsi"/>
+          <w:sz w:val="24"/>
+          <w:szCs w:val="24"/>
+        </w:rPr>
+      </w:pPr>
+      <w:r>
+        <w:rPr>
+          <w:rFonts w:cstheme="minorHAnsi"/>
+          <w:sz w:val="24"/>
+          <w:szCs w:val="24"/>
+        </w:rPr>
+        <w:tab/>
+        <w:t>ACCEPT TEMP-READING(WS-</w:t>
+      </w:r>
+      <w:r>
+        <w:rPr>
+          <w:rFonts w:cstheme="minorHAnsi"/>
+          <w:sz w:val="24"/>
+          <w:szCs w:val="24"/>
+        </w:rPr>
+        <w:t>I</w:t>
+      </w:r>
+      <w:r>
+        <w:rPr>
+          <w:rFonts w:cstheme="minorHAnsi"/>
+          <w:sz w:val="24"/>
+          <w:szCs w:val="24"/>
+        </w:rPr>
+        <w:t>DX</w:t>
+      </w:r>
+      <w:r>
+        <w:rPr>
+          <w:rFonts w:cstheme="minorHAnsi"/>
+          <w:sz w:val="24"/>
+          <w:szCs w:val="24"/>
+        </w:rPr>
+        <w:t>)</w:t>
+      </w:r>
+    </w:p>
+    <w:p>
+      <w:pPr>
+        <w:pStyle w:val="ListParagraph"/>
+        <w:spacing w:after="0"/>
+        <w:ind w:left="1800"/>
+        <w:rPr>
+          <w:rFonts w:cstheme="minorHAnsi"/>
+          <w:sz w:val="24"/>
+          <w:szCs w:val="24"/>
+        </w:rPr>
+      </w:pPr>
+      <w:r>
+        <w:rPr>
+          <w:rFonts w:cstheme="minorHAnsi"/>
+          <w:sz w:val="24"/>
+          <w:szCs w:val="24"/>
+        </w:rPr>
+        <w:tab/>
+        <w:t>ADD +1 TO WS-IDX</w:t>
+      </w:r>
+    </w:p>
+    <w:p>
+      <w:pPr>
+        <w:pStyle w:val="ListParagraph"/>
+        <w:spacing w:after="0"/>
+        <w:ind w:left="1800"/>
+        <w:rPr>
+          <w:rFonts w:cstheme="minorHAnsi"/>
+          <w:sz w:val="24"/>
+          <w:szCs w:val="24"/>
+          <w:u w:val="single"/>
+        </w:rPr>
+      </w:pPr>
+      <w:r>
+        <w:rPr>
+          <w:rFonts w:cstheme="minorHAnsi"/>
+          <w:sz w:val="24"/>
+          <w:szCs w:val="24"/>
+        </w:rPr>
+        <w:t>END-PERFORM.</w:t>
+      </w:r>
+    </w:p>
+    <w:p>
+      <w:pPr>
+        <w:pStyle w:val="ListParagraph"/>
+        <w:numPr>
+          <w:ilvl w:val="3"/>
+          <w:numId w:val="1"/>
+        </w:numPr>
+        <w:spacing w:after="0"/>
+        <w:rPr>
+          <w:rFonts w:cstheme="minorHAnsi"/>
+          <w:b/>
+          <w:bCs/>
+          <w:sz w:val="24"/>
+          <w:szCs w:val="24"/>
+          <w:u w:val="single"/>
+        </w:rPr>
+      </w:pPr>
+      <w:r>
+        <w:rPr>
+          <w:rFonts w:cstheme="minorHAnsi"/>
+          <w:b/>
+          <w:bCs/>
+          <w:sz w:val="24"/>
+          <w:szCs w:val="24"/>
+        </w:rPr>
+        <w:t>PERFORM VARYING</w:t>
       </w:r>
     </w:p>
     <w:p>
@@ -45280,7 +46522,110 @@
           <w:sz w:val="24"/>
           <w:szCs w:val="24"/>
         </w:rPr>
-        <w:t>Memory allocation will be done as soon as program starts</w:t>
+        <w:t>PERFORM VARYING WS-</w:t>
+      </w:r>
+      <w:r>
+        <w:rPr>
+          <w:rFonts w:cstheme="minorHAnsi"/>
+          <w:sz w:val="24"/>
+          <w:szCs w:val="24"/>
+        </w:rPr>
+        <w:t>I</w:t>
+      </w:r>
+      <w:r>
+        <w:rPr>
+          <w:rFonts w:cstheme="minorHAnsi"/>
+          <w:sz w:val="24"/>
+          <w:szCs w:val="24"/>
+        </w:rPr>
+        <w:t xml:space="preserve"> FROM 1 BY 1 UNTIL WS-</w:t>
+      </w:r>
+      <w:r>
+        <w:rPr>
+          <w:rFonts w:cstheme="minorHAnsi"/>
+          <w:sz w:val="24"/>
+          <w:szCs w:val="24"/>
+        </w:rPr>
+        <w:t>I</w:t>
+      </w:r>
+      <w:r>
+        <w:rPr>
+          <w:rFonts w:cstheme="minorHAnsi"/>
+          <w:sz w:val="24"/>
+          <w:szCs w:val="24"/>
+        </w:rPr>
+        <w:t>&gt;24</w:t>
+      </w:r>
+    </w:p>
+    <w:p>
+      <w:pPr>
+        <w:pStyle w:val="ListParagraph"/>
+        <w:spacing w:after="0"/>
+        <w:ind w:left="2880"/>
+        <w:rPr>
+          <w:rFonts w:cstheme="minorHAnsi"/>
+          <w:sz w:val="24"/>
+          <w:szCs w:val="24"/>
+        </w:rPr>
+      </w:pPr>
+      <w:r>
+        <w:rPr>
+          <w:rFonts w:cstheme="minorHAnsi"/>
+          <w:sz w:val="24"/>
+          <w:szCs w:val="24"/>
+        </w:rPr>
+        <w:t>ACCEPT TEMP-READING(WS-</w:t>
+      </w:r>
+      <w:r>
+        <w:rPr>
+          <w:rFonts w:cstheme="minorHAnsi"/>
+          <w:sz w:val="24"/>
+          <w:szCs w:val="24"/>
+        </w:rPr>
+        <w:t>I</w:t>
+      </w:r>
+      <w:r>
+        <w:rPr>
+          <w:rFonts w:cstheme="minorHAnsi"/>
+          <w:sz w:val="24"/>
+          <w:szCs w:val="24"/>
+        </w:rPr>
+        <w:t>)</w:t>
+      </w:r>
+    </w:p>
+    <w:p>
+      <w:pPr>
+        <w:spacing w:after="0"/>
+        <w:rPr>
+          <w:rFonts w:cstheme="minorHAnsi"/>
+          <w:sz w:val="24"/>
+          <w:szCs w:val="24"/>
+        </w:rPr>
+      </w:pPr>
+      <w:r>
+        <w:rPr>
+          <w:rFonts w:cstheme="minorHAnsi"/>
+          <w:sz w:val="24"/>
+          <w:szCs w:val="24"/>
+        </w:rPr>
+        <w:tab/>
+      </w:r>
+      <w:r>
+        <w:rPr>
+          <w:rFonts w:cstheme="minorHAnsi"/>
+          <w:sz w:val="24"/>
+          <w:szCs w:val="24"/>
+        </w:rPr>
+        <w:tab/>
+      </w:r>
+      <w:r>
+        <w:rPr>
+          <w:rFonts w:cstheme="minorHAnsi"/>
+          <w:sz w:val="24"/>
+          <w:szCs w:val="24"/>
+        </w:rPr>
+        <w:tab/>
+        <w:t>END-PERFORM.</w:t>
       </w:r>
     </w:p>
     <w:p>
@@ -45304,298 +46649,203 @@
           <w:sz w:val="24"/>
           <w:szCs w:val="24"/>
         </w:rPr>
-        <w:t>Used for field repetition</w:t>
-      </w:r>
-    </w:p>
-    <w:p>
-      <w:pPr>
-        <w:pStyle w:val="ListParagraph"/>
-        <w:numPr>
-          <w:ilvl w:val="4"/>
+        <w:t>PERFORM VARYING WS-</w:t>
+      </w:r>
+      <w:r>
+        <w:rPr>
+          <w:rFonts w:cstheme="minorHAnsi"/>
+          <w:sz w:val="24"/>
+          <w:szCs w:val="24"/>
+        </w:rPr>
+        <w:t>I</w:t>
+      </w:r>
+      <w:r>
+        <w:rPr>
+          <w:rFonts w:cstheme="minorHAnsi"/>
+          <w:sz w:val="24"/>
+          <w:szCs w:val="24"/>
+        </w:rPr>
+        <w:t xml:space="preserve"> FROM 24 BY -1 UNTIL WS-</w:t>
+      </w:r>
+      <w:r>
+        <w:rPr>
+          <w:rFonts w:cstheme="minorHAnsi"/>
+          <w:sz w:val="24"/>
+          <w:szCs w:val="24"/>
+        </w:rPr>
+        <w:t>I</w:t>
+      </w:r>
+      <w:r>
+        <w:rPr>
+          <w:rFonts w:cstheme="minorHAnsi"/>
+          <w:sz w:val="24"/>
+          <w:szCs w:val="24"/>
+        </w:rPr>
+        <w:t>&lt;0</w:t>
+      </w:r>
+    </w:p>
+    <w:p>
+      <w:pPr>
+        <w:pStyle w:val="ListParagraph"/>
+        <w:spacing w:after="0"/>
+        <w:ind w:left="2880"/>
+        <w:rPr>
+          <w:rFonts w:cstheme="minorHAnsi"/>
+          <w:sz w:val="24"/>
+          <w:szCs w:val="24"/>
+        </w:rPr>
+      </w:pPr>
+      <w:r>
+        <w:rPr>
+          <w:rFonts w:cstheme="minorHAnsi"/>
+          <w:sz w:val="24"/>
+          <w:szCs w:val="24"/>
+        </w:rPr>
+        <w:t>ACCEPT TEMP-READING(WS-</w:t>
+      </w:r>
+      <w:r>
+        <w:rPr>
+          <w:rFonts w:cstheme="minorHAnsi"/>
+          <w:sz w:val="24"/>
+          <w:szCs w:val="24"/>
+        </w:rPr>
+        <w:t>I</w:t>
+      </w:r>
+      <w:r>
+        <w:rPr>
+          <w:rFonts w:cstheme="minorHAnsi"/>
+          <w:sz w:val="24"/>
+          <w:szCs w:val="24"/>
+        </w:rPr>
+        <w:t>)</w:t>
+      </w:r>
+    </w:p>
+    <w:p>
+      <w:pPr>
+        <w:spacing w:after="0"/>
+        <w:rPr>
+          <w:rFonts w:cstheme="minorHAnsi"/>
+          <w:sz w:val="24"/>
+          <w:szCs w:val="24"/>
+        </w:rPr>
+      </w:pPr>
+      <w:r>
+        <w:rPr>
+          <w:rFonts w:cstheme="minorHAnsi"/>
+          <w:sz w:val="24"/>
+          <w:szCs w:val="24"/>
+        </w:rPr>
+        <w:tab/>
+      </w:r>
+      <w:r>
+        <w:rPr>
+          <w:rFonts w:cstheme="minorHAnsi"/>
+          <w:sz w:val="24"/>
+          <w:szCs w:val="24"/>
+        </w:rPr>
+        <w:tab/>
+      </w:r>
+      <w:r>
+        <w:rPr>
+          <w:rFonts w:cstheme="minorHAnsi"/>
+          <w:sz w:val="24"/>
+          <w:szCs w:val="24"/>
+        </w:rPr>
+        <w:tab/>
+        <w:t>END-PERFORM.</w:t>
+      </w:r>
+    </w:p>
+    <w:p>
+      <w:pPr>
+        <w:pStyle w:val="ListParagraph"/>
+        <w:spacing w:after="0"/>
+        <w:ind w:left="1440"/>
+        <w:rPr>
+          <w:rFonts w:cstheme="minorHAnsi"/>
+          <w:sz w:val="24"/>
+          <w:szCs w:val="24"/>
+          <w:u w:val="single"/>
+        </w:rPr>
+      </w:pPr>
+    </w:p>
+    <w:p>
+      <w:pPr>
+        <w:pStyle w:val="ListParagraph"/>
+        <w:numPr>
+          <w:ilvl w:val="1"/>
           <w:numId w:val="1"/>
         </w:numPr>
         <w:spacing w:after="0"/>
         <w:rPr>
           <w:rFonts w:cstheme="minorHAnsi"/>
-          <w:sz w:val="24"/>
-          <w:szCs w:val="24"/>
-          <w:u w:val="single"/>
-        </w:rPr>
-      </w:pPr>
-      <w:r>
-        <w:rPr>
-          <w:rFonts w:cstheme="minorHAnsi"/>
-          <w:sz w:val="24"/>
-          <w:szCs w:val="24"/>
-        </w:rPr>
-        <w:t>Ex:</w:t>
-      </w:r>
-    </w:p>
-    <w:p>
-      <w:pPr>
-        <w:spacing w:after="0"/>
-        <w:ind w:left="1800"/>
-        <w:rPr>
-          <w:rFonts w:cstheme="minorHAnsi"/>
-          <w:sz w:val="24"/>
-          <w:szCs w:val="24"/>
-        </w:rPr>
-      </w:pPr>
-      <w:r>
-        <w:rPr>
-          <w:rFonts w:cstheme="minorHAnsi"/>
-          <w:sz w:val="24"/>
-          <w:szCs w:val="24"/>
-        </w:rPr>
-        <w:t>File Data -&gt; 2025-10-30,20,21,23,21,</w:t>
-      </w:r>
-      <w:proofErr w:type="gramStart"/>
-      <w:r>
-        <w:rPr>
-          <w:rFonts w:cstheme="minorHAnsi"/>
-          <w:sz w:val="24"/>
-          <w:szCs w:val="24"/>
-        </w:rPr>
-        <w:t>20,19,…</w:t>
-      </w:r>
-      <w:proofErr w:type="gramEnd"/>
-      <w:r>
-        <w:rPr>
-          <w:rFonts w:cstheme="minorHAnsi"/>
-          <w:sz w:val="24"/>
-          <w:szCs w:val="24"/>
-        </w:rPr>
-        <w:t>.22     for 24hrs</w:t>
-      </w:r>
-    </w:p>
-    <w:p>
-      <w:pPr>
-        <w:spacing w:after="0"/>
-        <w:ind w:left="1800"/>
-        <w:rPr>
-          <w:rFonts w:cstheme="minorHAnsi"/>
-          <w:sz w:val="24"/>
-          <w:szCs w:val="24"/>
-        </w:rPr>
-      </w:pPr>
-      <w:r>
-        <w:rPr>
-          <w:rFonts w:cstheme="minorHAnsi"/>
-          <w:sz w:val="24"/>
-          <w:szCs w:val="24"/>
-        </w:rPr>
-        <w:tab/>
-      </w:r>
-      <w:r>
-        <w:rPr>
-          <w:rFonts w:cstheme="minorHAnsi"/>
-          <w:sz w:val="24"/>
-          <w:szCs w:val="24"/>
-        </w:rPr>
-        <w:tab/>
-        <w:t xml:space="preserve"> 2025-10-31,21,25,23,21,</w:t>
-      </w:r>
-      <w:proofErr w:type="gramStart"/>
-      <w:r>
-        <w:rPr>
-          <w:rFonts w:cstheme="minorHAnsi"/>
-          <w:sz w:val="24"/>
-          <w:szCs w:val="24"/>
-        </w:rPr>
-        <w:t>20,19,…</w:t>
-      </w:r>
-      <w:proofErr w:type="gramEnd"/>
-      <w:r>
-        <w:rPr>
-          <w:rFonts w:cstheme="minorHAnsi"/>
-          <w:sz w:val="24"/>
-          <w:szCs w:val="24"/>
-        </w:rPr>
-        <w:t>.23     for 24hrs</w:t>
-      </w:r>
-    </w:p>
-    <w:p>
-      <w:pPr>
-        <w:spacing w:after="0"/>
-        <w:ind w:left="1800"/>
-        <w:rPr>
-          <w:rFonts w:cstheme="minorHAnsi"/>
-          <w:sz w:val="24"/>
-          <w:szCs w:val="24"/>
-        </w:rPr>
-      </w:pPr>
-      <w:proofErr w:type="spellStart"/>
-      <w:r>
-        <w:rPr>
-          <w:rFonts w:cstheme="minorHAnsi"/>
-          <w:sz w:val="24"/>
-          <w:szCs w:val="24"/>
-        </w:rPr>
-        <w:t>Pgm</w:t>
-      </w:r>
-      <w:proofErr w:type="spellEnd"/>
-    </w:p>
-    <w:p>
-      <w:pPr>
-        <w:spacing w:after="0"/>
-        <w:ind w:left="1800"/>
-        <w:rPr>
-          <w:rFonts w:cstheme="minorHAnsi"/>
-          <w:sz w:val="24"/>
-          <w:szCs w:val="24"/>
-        </w:rPr>
-      </w:pPr>
-      <w:r>
-        <w:rPr>
-          <w:rFonts w:cstheme="minorHAnsi"/>
-          <w:sz w:val="24"/>
-          <w:szCs w:val="24"/>
-        </w:rPr>
-        <w:tab/>
-        <w:t>01 TEMP-DETAILS-IN.</w:t>
-      </w:r>
-      <w:r>
-        <w:rPr>
-          <w:rFonts w:cstheme="minorHAnsi"/>
-          <w:sz w:val="24"/>
-          <w:szCs w:val="24"/>
-        </w:rPr>
-        <w:tab/>
-      </w:r>
-      <w:r>
-        <w:rPr>
-          <w:rFonts w:cstheme="minorHAnsi"/>
-          <w:sz w:val="24"/>
-          <w:szCs w:val="24"/>
-        </w:rPr>
-        <w:tab/>
-      </w:r>
-      <w:r>
-        <w:rPr>
-          <w:rFonts w:cstheme="minorHAnsi"/>
-          <w:sz w:val="24"/>
-          <w:szCs w:val="24"/>
-        </w:rPr>
-        <w:tab/>
-        <w:t>(</w:t>
-      </w:r>
-      <w:proofErr w:type="spellStart"/>
-      <w:r>
-        <w:rPr>
-          <w:rFonts w:cstheme="minorHAnsi"/>
-          <w:sz w:val="24"/>
-          <w:szCs w:val="24"/>
-        </w:rPr>
-        <w:t>Refered</w:t>
-      </w:r>
-      <w:proofErr w:type="spellEnd"/>
-      <w:r>
-        <w:rPr>
-          <w:rFonts w:cstheme="minorHAnsi"/>
-          <w:sz w:val="24"/>
-          <w:szCs w:val="24"/>
-        </w:rPr>
-        <w:t xml:space="preserve"> as a table)</w:t>
-      </w:r>
-    </w:p>
-    <w:p>
-      <w:pPr>
-        <w:spacing w:after="0"/>
-        <w:ind w:left="1800"/>
-        <w:rPr>
-          <w:rFonts w:cstheme="minorHAnsi"/>
-          <w:sz w:val="24"/>
-          <w:szCs w:val="24"/>
-        </w:rPr>
-      </w:pPr>
-      <w:r>
-        <w:rPr>
-          <w:rFonts w:cstheme="minorHAnsi"/>
-          <w:sz w:val="24"/>
-          <w:szCs w:val="24"/>
-        </w:rPr>
-        <w:tab/>
-      </w:r>
-      <w:r>
-        <w:rPr>
-          <w:rFonts w:cstheme="minorHAnsi"/>
-          <w:sz w:val="24"/>
-          <w:szCs w:val="24"/>
-        </w:rPr>
-        <w:tab/>
-        <w:t>03 TEMP-DATE</w:t>
-      </w:r>
-      <w:r>
-        <w:rPr>
-          <w:rFonts w:cstheme="minorHAnsi"/>
-          <w:sz w:val="24"/>
-          <w:szCs w:val="24"/>
-        </w:rPr>
-        <w:tab/>
-      </w:r>
-      <w:r>
-        <w:rPr>
-          <w:rFonts w:cstheme="minorHAnsi"/>
-          <w:sz w:val="24"/>
-          <w:szCs w:val="24"/>
-        </w:rPr>
-        <w:tab/>
-        <w:t xml:space="preserve">PIC </w:t>
-      </w:r>
-      <w:proofErr w:type="gramStart"/>
-      <w:r>
-        <w:rPr>
-          <w:rFonts w:cstheme="minorHAnsi"/>
-          <w:sz w:val="24"/>
-          <w:szCs w:val="24"/>
-        </w:rPr>
-        <w:t>X(</w:t>
-      </w:r>
-      <w:proofErr w:type="gramEnd"/>
-      <w:r>
-        <w:rPr>
-          <w:rFonts w:cstheme="minorHAnsi"/>
-          <w:sz w:val="24"/>
-          <w:szCs w:val="24"/>
-        </w:rPr>
-        <w:t>10).</w:t>
-      </w:r>
-    </w:p>
-    <w:p>
-      <w:pPr>
-        <w:spacing w:after="0"/>
-        <w:ind w:left="1800"/>
-        <w:rPr>
-          <w:rFonts w:cstheme="minorHAnsi"/>
-          <w:sz w:val="24"/>
-          <w:szCs w:val="24"/>
-        </w:rPr>
-      </w:pPr>
-      <w:r>
-        <w:rPr>
-          <w:rFonts w:cstheme="minorHAnsi"/>
-          <w:sz w:val="24"/>
-          <w:szCs w:val="24"/>
-        </w:rPr>
-        <w:tab/>
-      </w:r>
-      <w:r>
-        <w:rPr>
-          <w:rFonts w:cstheme="minorHAnsi"/>
-          <w:sz w:val="24"/>
-          <w:szCs w:val="24"/>
-        </w:rPr>
-        <w:tab/>
-        <w:t>03 TEMP-READING</w:t>
-      </w:r>
-      <w:r>
-        <w:rPr>
-          <w:rFonts w:cstheme="minorHAnsi"/>
-          <w:sz w:val="24"/>
-          <w:szCs w:val="24"/>
-        </w:rPr>
-        <w:tab/>
-        <w:t>OCCURS 24 TIMES PIC 9(03) [1 occur var with 24 memory allocation]</w:t>
+          <w:b/>
+          <w:bCs/>
+          <w:sz w:val="24"/>
+          <w:szCs w:val="24"/>
+          <w:u w:val="single"/>
+        </w:rPr>
+      </w:pPr>
+      <w:r>
+        <w:rPr>
+          <w:rFonts w:cstheme="minorHAnsi"/>
+          <w:b/>
+          <w:bCs/>
+          <w:sz w:val="24"/>
+          <w:szCs w:val="24"/>
+        </w:rPr>
+        <w:t>Find a value in occurs table using SEARCH and SEARCH ALL</w:t>
+      </w:r>
+    </w:p>
+    <w:p>
+      <w:pPr>
+        <w:pStyle w:val="ListParagraph"/>
+        <w:numPr>
+          <w:ilvl w:val="2"/>
+          <w:numId w:val="1"/>
+        </w:numPr>
+        <w:spacing w:after="0"/>
+        <w:rPr>
+          <w:rFonts w:cstheme="minorHAnsi"/>
+          <w:b/>
+          <w:bCs/>
+          <w:sz w:val="24"/>
+          <w:szCs w:val="24"/>
+          <w:u w:val="single"/>
+        </w:rPr>
+      </w:pPr>
+      <w:r>
+        <w:rPr>
+          <w:rFonts w:cstheme="minorHAnsi"/>
+          <w:sz w:val="24"/>
+          <w:szCs w:val="24"/>
+        </w:rPr>
+        <w:t>To use SEARCH / SEARCH ALL the occur table must define with an Index</w:t>
+      </w:r>
+    </w:p>
+    <w:p>
+      <w:pPr>
+        <w:pStyle w:val="ListParagraph"/>
+        <w:numPr>
+          <w:ilvl w:val="2"/>
+          <w:numId w:val="1"/>
+        </w:numPr>
+        <w:spacing w:after="0"/>
+        <w:rPr>
+          <w:rFonts w:cstheme="minorHAnsi"/>
+          <w:b/>
+          <w:bCs/>
+          <w:sz w:val="24"/>
+          <w:szCs w:val="24"/>
+          <w:u w:val="single"/>
+        </w:rPr>
+      </w:pPr>
+      <w:r>
+        <w:rPr>
+          <w:rFonts w:cstheme="minorHAnsi"/>
+          <w:sz w:val="24"/>
+          <w:szCs w:val="24"/>
+        </w:rPr>
+        <w:t>When to use SEARCH/SEARCH ALL</w:t>
       </w:r>
     </w:p>
     <w:p>
@@ -45618,162 +46868,54 @@
       <w:r>
         <w:rPr>
           <w:rFonts w:cstheme="minorHAnsi"/>
-          <w:b/>
-          <w:bCs/>
-          <w:sz w:val="24"/>
-          <w:szCs w:val="24"/>
-        </w:rPr>
-        <w:t>Dynamic occurrence/varying</w:t>
-      </w:r>
-      <w:r>
-        <w:rPr>
-          <w:rFonts w:cstheme="minorHAnsi"/>
-          <w:b/>
-          <w:bCs/>
-          <w:sz w:val="24"/>
-          <w:szCs w:val="24"/>
-        </w:rPr>
-        <w:t>:</w:t>
-      </w:r>
-    </w:p>
-    <w:p>
-      <w:pPr>
-        <w:pStyle w:val="ListParagraph"/>
-        <w:numPr>
-          <w:ilvl w:val="4"/>
+          <w:sz w:val="24"/>
+          <w:szCs w:val="24"/>
+        </w:rPr>
+        <w:t xml:space="preserve">If data in OCCURS table is in </w:t>
+      </w:r>
+      <w:proofErr w:type="spellStart"/>
+      <w:r>
+        <w:rPr>
+          <w:rFonts w:cstheme="minorHAnsi"/>
+          <w:sz w:val="24"/>
+          <w:szCs w:val="24"/>
+        </w:rPr>
+        <w:t>sort</w:t>
+      </w:r>
+      <w:proofErr w:type="spellEnd"/>
+      <w:r>
+        <w:rPr>
+          <w:rFonts w:cstheme="minorHAnsi"/>
+          <w:sz w:val="24"/>
+          <w:szCs w:val="24"/>
+        </w:rPr>
+        <w:t xml:space="preserve"> order, then SEARCH ALL</w:t>
+      </w:r>
+    </w:p>
+    <w:p>
+      <w:pPr>
+        <w:pStyle w:val="ListParagraph"/>
+        <w:numPr>
+          <w:ilvl w:val="3"/>
           <w:numId w:val="1"/>
         </w:numPr>
         <w:spacing w:after="0"/>
         <w:rPr>
           <w:rFonts w:cstheme="minorHAnsi"/>
-          <w:sz w:val="24"/>
-          <w:szCs w:val="24"/>
-          <w:u w:val="single"/>
-        </w:rPr>
-      </w:pPr>
-      <w:r>
-        <w:rPr>
-          <w:rFonts w:cstheme="minorHAnsi"/>
-          <w:sz w:val="24"/>
-          <w:szCs w:val="24"/>
-        </w:rPr>
-        <w:t>03 OCCUR-VAR</w:t>
-      </w:r>
-      <w:r>
-        <w:rPr>
-          <w:rFonts w:cstheme="minorHAnsi"/>
-          <w:sz w:val="24"/>
-          <w:szCs w:val="24"/>
-        </w:rPr>
-        <w:tab/>
-        <w:t>OCCURS N TIMES DEPENDING ON COUNTER-VAR.</w:t>
-      </w:r>
-    </w:p>
-    <w:p>
-      <w:pPr>
-        <w:pStyle w:val="ListParagraph"/>
-        <w:spacing w:after="0"/>
-        <w:ind w:left="1800"/>
-        <w:rPr>
-          <w:rFonts w:cstheme="minorHAnsi"/>
-          <w:sz w:val="24"/>
-          <w:szCs w:val="24"/>
-          <w:u w:val="single"/>
-        </w:rPr>
-      </w:pPr>
-      <w:r>
-        <w:rPr>
-          <w:rFonts w:cstheme="minorHAnsi"/>
-          <w:sz w:val="24"/>
-          <w:szCs w:val="24"/>
-        </w:rPr>
-        <w:t>01 COUNTER-VAR</w:t>
-      </w:r>
-      <w:r>
-        <w:rPr>
-          <w:rFonts w:cstheme="minorHAnsi"/>
-          <w:sz w:val="24"/>
-          <w:szCs w:val="24"/>
-        </w:rPr>
-        <w:tab/>
-        <w:t>PIC 9(03).</w:t>
-      </w:r>
-    </w:p>
-    <w:p>
-      <w:pPr>
-        <w:pStyle w:val="ListParagraph"/>
-        <w:numPr>
-          <w:ilvl w:val="4"/>
-          <w:numId w:val="1"/>
-        </w:numPr>
-        <w:spacing w:after="0"/>
-        <w:rPr>
-          <w:rFonts w:cstheme="minorHAnsi"/>
-          <w:b/>
-          <w:bCs/>
-          <w:sz w:val="24"/>
-          <w:szCs w:val="24"/>
-          <w:u w:val="single"/>
-        </w:rPr>
-      </w:pPr>
-      <w:r>
-        <w:rPr>
-          <w:rFonts w:cstheme="minorHAnsi"/>
-          <w:b/>
-          <w:bCs/>
-          <w:sz w:val="24"/>
-          <w:szCs w:val="24"/>
-        </w:rPr>
-        <w:t>DEPENDING ON</w:t>
-      </w:r>
-    </w:p>
-    <w:p>
-      <w:pPr>
-        <w:pStyle w:val="ListParagraph"/>
-        <w:numPr>
-          <w:ilvl w:val="5"/>
-          <w:numId w:val="1"/>
-        </w:numPr>
-        <w:spacing w:after="0"/>
-        <w:rPr>
-          <w:rFonts w:cstheme="minorHAnsi"/>
-          <w:sz w:val="24"/>
-          <w:szCs w:val="24"/>
-          <w:u w:val="single"/>
-        </w:rPr>
-      </w:pPr>
-      <w:r>
-        <w:rPr>
-          <w:rFonts w:cstheme="minorHAnsi"/>
-          <w:sz w:val="24"/>
-          <w:szCs w:val="24"/>
-        </w:rPr>
-        <w:t>Whenever we want to define an occurrence for a repeated data and the data repetition is not fixed (each time its different)</w:t>
-      </w:r>
-    </w:p>
-    <w:p>
-      <w:pPr>
-        <w:pStyle w:val="ListParagraph"/>
-        <w:numPr>
-          <w:ilvl w:val="4"/>
-          <w:numId w:val="1"/>
-        </w:numPr>
-        <w:spacing w:after="0"/>
-        <w:rPr>
-          <w:rFonts w:cstheme="minorHAnsi"/>
-          <w:sz w:val="24"/>
-          <w:szCs w:val="24"/>
-          <w:u w:val="single"/>
-        </w:rPr>
-      </w:pPr>
-      <w:r>
-        <w:rPr>
-          <w:rFonts w:cstheme="minorHAnsi"/>
-          <w:sz w:val="24"/>
-          <w:szCs w:val="24"/>
-        </w:rPr>
-        <w:lastRenderedPageBreak/>
-        <w:t xml:space="preserve">Memory allocation will happen within the </w:t>
+          <w:b/>
+          <w:bCs/>
+          <w:sz w:val="24"/>
+          <w:szCs w:val="24"/>
+          <w:u w:val="single"/>
+        </w:rPr>
+      </w:pPr>
+      <w:r>
+        <w:rPr>
+          <w:rFonts w:cstheme="minorHAnsi"/>
+          <w:sz w:val="24"/>
+          <w:szCs w:val="24"/>
+        </w:rPr>
+        <w:t xml:space="preserve">If data is OCCURS table is not in </w:t>
       </w:r>
       <w:proofErr w:type="spellStart"/>
       <w:r>
@@ -45782,7 +46924,7 @@
           <w:sz w:val="24"/>
           <w:szCs w:val="24"/>
         </w:rPr>
-        <w:t>pgm</w:t>
+        <w:t>sort</w:t>
       </w:r>
       <w:proofErr w:type="spellEnd"/>
       <w:r>
@@ -45791,370 +46933,7 @@
           <w:sz w:val="24"/>
           <w:szCs w:val="24"/>
         </w:rPr>
-        <w:t>, based on counter-variable</w:t>
-      </w:r>
-    </w:p>
-    <w:p>
-      <w:pPr>
-        <w:pStyle w:val="ListParagraph"/>
-        <w:numPr>
-          <w:ilvl w:val="4"/>
-          <w:numId w:val="1"/>
-        </w:numPr>
-        <w:spacing w:after="0"/>
-        <w:rPr>
-          <w:rFonts w:cstheme="minorHAnsi"/>
-          <w:sz w:val="24"/>
-          <w:szCs w:val="24"/>
-          <w:u w:val="single"/>
-        </w:rPr>
-      </w:pPr>
-      <w:r>
-        <w:rPr>
-          <w:rFonts w:cstheme="minorHAnsi"/>
-          <w:sz w:val="24"/>
-          <w:szCs w:val="24"/>
-        </w:rPr>
-        <w:t>Used for record repetition</w:t>
-      </w:r>
-    </w:p>
-    <w:p>
-      <w:pPr>
-        <w:pStyle w:val="ListParagraph"/>
-        <w:numPr>
-          <w:ilvl w:val="4"/>
-          <w:numId w:val="1"/>
-        </w:numPr>
-        <w:spacing w:after="0"/>
-        <w:rPr>
-          <w:rFonts w:cstheme="minorHAnsi"/>
-          <w:sz w:val="24"/>
-          <w:szCs w:val="24"/>
-          <w:u w:val="single"/>
-        </w:rPr>
-      </w:pPr>
-      <w:r>
-        <w:rPr>
-          <w:rFonts w:cstheme="minorHAnsi"/>
-          <w:sz w:val="24"/>
-          <w:szCs w:val="24"/>
-        </w:rPr>
-        <w:t>Ex:</w:t>
-      </w:r>
-    </w:p>
-    <w:p>
-      <w:pPr>
-        <w:pStyle w:val="ListParagraph"/>
-        <w:spacing w:after="0"/>
-        <w:ind w:left="2160"/>
-        <w:rPr>
-          <w:rFonts w:cstheme="minorHAnsi"/>
-          <w:sz w:val="24"/>
-          <w:szCs w:val="24"/>
-        </w:rPr>
-      </w:pPr>
-      <w:r>
-        <w:rPr>
-          <w:rFonts w:cstheme="minorHAnsi"/>
-          <w:sz w:val="24"/>
-          <w:szCs w:val="24"/>
-        </w:rPr>
-        <w:t>01 INVOICE-RECEIPT.</w:t>
-      </w:r>
-    </w:p>
-    <w:p>
-      <w:pPr>
-        <w:pStyle w:val="ListParagraph"/>
-        <w:spacing w:after="0"/>
-        <w:ind w:left="2160"/>
-        <w:rPr>
-          <w:rFonts w:cstheme="minorHAnsi"/>
-          <w:sz w:val="24"/>
-          <w:szCs w:val="24"/>
-        </w:rPr>
-      </w:pPr>
-      <w:r>
-        <w:rPr>
-          <w:rFonts w:cstheme="minorHAnsi"/>
-          <w:sz w:val="24"/>
-          <w:szCs w:val="24"/>
-        </w:rPr>
-        <w:tab/>
-        <w:t>03 INVOICE-DATE</w:t>
-      </w:r>
-      <w:r>
-        <w:rPr>
-          <w:rFonts w:cstheme="minorHAnsi"/>
-          <w:sz w:val="24"/>
-          <w:szCs w:val="24"/>
-        </w:rPr>
-        <w:tab/>
-        <w:t xml:space="preserve">PIC </w:t>
-      </w:r>
-      <w:proofErr w:type="gramStart"/>
-      <w:r>
-        <w:rPr>
-          <w:rFonts w:cstheme="minorHAnsi"/>
-          <w:sz w:val="24"/>
-          <w:szCs w:val="24"/>
-        </w:rPr>
-        <w:t>X(</w:t>
-      </w:r>
-      <w:proofErr w:type="gramEnd"/>
-      <w:r>
-        <w:rPr>
-          <w:rFonts w:cstheme="minorHAnsi"/>
-          <w:sz w:val="24"/>
-          <w:szCs w:val="24"/>
-        </w:rPr>
-        <w:t>10).</w:t>
-      </w:r>
-    </w:p>
-    <w:p>
-      <w:pPr>
-        <w:pStyle w:val="ListParagraph"/>
-        <w:spacing w:after="0"/>
-        <w:ind w:left="2160"/>
-        <w:rPr>
-          <w:rFonts w:cstheme="minorHAnsi"/>
-          <w:sz w:val="24"/>
-          <w:szCs w:val="24"/>
-        </w:rPr>
-      </w:pPr>
-      <w:r>
-        <w:rPr>
-          <w:rFonts w:cstheme="minorHAnsi"/>
-          <w:sz w:val="24"/>
-          <w:szCs w:val="24"/>
-        </w:rPr>
-        <w:tab/>
-        <w:t xml:space="preserve">03 ITEM-LIST </w:t>
-      </w:r>
-      <w:r>
-        <w:rPr>
-          <w:rFonts w:cstheme="minorHAnsi"/>
-          <w:sz w:val="24"/>
-          <w:szCs w:val="24"/>
-        </w:rPr>
-        <w:tab/>
-      </w:r>
-      <w:r>
-        <w:rPr>
-          <w:rFonts w:cstheme="minorHAnsi"/>
-          <w:sz w:val="24"/>
-          <w:szCs w:val="24"/>
-        </w:rPr>
-        <w:tab/>
-        <w:t>OCCURS N TIMES DEPENDING ON ITEM-COUNT.</w:t>
-      </w:r>
-    </w:p>
-    <w:p>
-      <w:pPr>
-        <w:pStyle w:val="ListParagraph"/>
-        <w:spacing w:after="0"/>
-        <w:ind w:left="2160"/>
-        <w:rPr>
-          <w:rFonts w:cstheme="minorHAnsi"/>
-          <w:sz w:val="24"/>
-          <w:szCs w:val="24"/>
-        </w:rPr>
-      </w:pPr>
-      <w:r>
-        <w:rPr>
-          <w:rFonts w:cstheme="minorHAnsi"/>
-          <w:sz w:val="24"/>
-          <w:szCs w:val="24"/>
-        </w:rPr>
-        <w:tab/>
-      </w:r>
-      <w:r>
-        <w:rPr>
-          <w:rFonts w:cstheme="minorHAnsi"/>
-          <w:sz w:val="24"/>
-          <w:szCs w:val="24"/>
-        </w:rPr>
-        <w:tab/>
-        <w:t>05 ITEM-NUM1</w:t>
-      </w:r>
-      <w:r>
-        <w:rPr>
-          <w:rFonts w:cstheme="minorHAnsi"/>
-          <w:sz w:val="24"/>
-          <w:szCs w:val="24"/>
-        </w:rPr>
-        <w:tab/>
-        <w:t>PIC</w:t>
-      </w:r>
-    </w:p>
-    <w:p>
-      <w:pPr>
-        <w:pStyle w:val="ListParagraph"/>
-        <w:spacing w:after="0"/>
-        <w:ind w:left="2160"/>
-        <w:rPr>
-          <w:rFonts w:cstheme="minorHAnsi"/>
-          <w:sz w:val="24"/>
-          <w:szCs w:val="24"/>
-        </w:rPr>
-      </w:pPr>
-      <w:r>
-        <w:rPr>
-          <w:rFonts w:cstheme="minorHAnsi"/>
-          <w:sz w:val="24"/>
-          <w:szCs w:val="24"/>
-        </w:rPr>
-        <w:tab/>
-      </w:r>
-      <w:r>
-        <w:rPr>
-          <w:rFonts w:cstheme="minorHAnsi"/>
-          <w:sz w:val="24"/>
-          <w:szCs w:val="24"/>
-        </w:rPr>
-        <w:tab/>
-        <w:t>05 ITEM-NAME</w:t>
-      </w:r>
-      <w:r>
-        <w:rPr>
-          <w:rFonts w:cstheme="minorHAnsi"/>
-          <w:sz w:val="24"/>
-          <w:szCs w:val="24"/>
-        </w:rPr>
-        <w:tab/>
-        <w:t>PIC</w:t>
-      </w:r>
-    </w:p>
-    <w:p>
-      <w:pPr>
-        <w:pStyle w:val="ListParagraph"/>
-        <w:spacing w:after="0"/>
-        <w:ind w:left="2160"/>
-        <w:rPr>
-          <w:rFonts w:cstheme="minorHAnsi"/>
-          <w:sz w:val="24"/>
-          <w:szCs w:val="24"/>
-        </w:rPr>
-      </w:pPr>
-      <w:r>
-        <w:rPr>
-          <w:rFonts w:cstheme="minorHAnsi"/>
-          <w:sz w:val="24"/>
-          <w:szCs w:val="24"/>
-        </w:rPr>
-        <w:tab/>
-      </w:r>
-      <w:r>
-        <w:rPr>
-          <w:rFonts w:cstheme="minorHAnsi"/>
-          <w:sz w:val="24"/>
-          <w:szCs w:val="24"/>
-        </w:rPr>
-        <w:tab/>
-        <w:t>05 ITEM-QTY1</w:t>
-      </w:r>
-      <w:r>
-        <w:rPr>
-          <w:rFonts w:cstheme="minorHAnsi"/>
-          <w:sz w:val="24"/>
-          <w:szCs w:val="24"/>
-        </w:rPr>
-        <w:tab/>
-      </w:r>
-      <w:r>
-        <w:rPr>
-          <w:rFonts w:cstheme="minorHAnsi"/>
-          <w:sz w:val="24"/>
-          <w:szCs w:val="24"/>
-        </w:rPr>
-        <w:tab/>
-        <w:t>PIC</w:t>
-      </w:r>
-    </w:p>
-    <w:p>
-      <w:pPr>
-        <w:pStyle w:val="ListParagraph"/>
-        <w:spacing w:after="0"/>
-        <w:ind w:left="2160"/>
-        <w:rPr>
-          <w:rFonts w:cstheme="minorHAnsi"/>
-          <w:sz w:val="24"/>
-          <w:szCs w:val="24"/>
-        </w:rPr>
-      </w:pPr>
-      <w:r>
-        <w:rPr>
-          <w:rFonts w:cstheme="minorHAnsi"/>
-          <w:sz w:val="24"/>
-          <w:szCs w:val="24"/>
-        </w:rPr>
-        <w:tab/>
-      </w:r>
-      <w:r>
-        <w:rPr>
-          <w:rFonts w:cstheme="minorHAnsi"/>
-          <w:sz w:val="24"/>
-          <w:szCs w:val="24"/>
-        </w:rPr>
-        <w:tab/>
-        <w:t>05 ITEM-PRICE</w:t>
-      </w:r>
-      <w:r>
-        <w:rPr>
-          <w:rFonts w:cstheme="minorHAnsi"/>
-          <w:sz w:val="24"/>
-          <w:szCs w:val="24"/>
-        </w:rPr>
-        <w:tab/>
-      </w:r>
-      <w:r>
-        <w:rPr>
-          <w:rFonts w:cstheme="minorHAnsi"/>
-          <w:sz w:val="24"/>
-          <w:szCs w:val="24"/>
-        </w:rPr>
-        <w:tab/>
-        <w:t>PIC</w:t>
-      </w:r>
-    </w:p>
-    <w:p>
-      <w:pPr>
-        <w:pStyle w:val="ListParagraph"/>
-        <w:spacing w:after="0"/>
-        <w:ind w:left="2160"/>
-        <w:rPr>
-          <w:rFonts w:cstheme="minorHAnsi"/>
-          <w:sz w:val="24"/>
-          <w:szCs w:val="24"/>
-          <w:u w:val="single"/>
-        </w:rPr>
-      </w:pPr>
-    </w:p>
-    <w:p>
-      <w:pPr>
-        <w:pStyle w:val="ListParagraph"/>
-        <w:numPr>
-          <w:ilvl w:val="1"/>
-          <w:numId w:val="1"/>
-        </w:numPr>
-        <w:spacing w:after="0"/>
-        <w:rPr>
-          <w:rFonts w:cstheme="minorHAnsi"/>
-          <w:b/>
-          <w:bCs/>
-          <w:sz w:val="24"/>
-          <w:szCs w:val="24"/>
-          <w:u w:val="single"/>
-        </w:rPr>
-      </w:pPr>
-      <w:r>
-        <w:rPr>
-          <w:rFonts w:cstheme="minorHAnsi"/>
-          <w:b/>
-          <w:bCs/>
-          <w:sz w:val="24"/>
-          <w:szCs w:val="24"/>
-        </w:rPr>
-        <w:t>How to access the data of occurs variable</w:t>
+        <w:t xml:space="preserve"> order, then SEARCH</w:t>
       </w:r>
     </w:p>
     <w:p>
@@ -46167,18 +46946,22 @@
         <w:spacing w:after="0"/>
         <w:rPr>
           <w:rFonts w:cstheme="minorHAnsi"/>
-          <w:sz w:val="24"/>
-          <w:szCs w:val="24"/>
-          <w:u w:val="single"/>
-        </w:rPr>
-      </w:pPr>
-      <w:r>
-        <w:rPr>
-          <w:rFonts w:cstheme="minorHAnsi"/>
-          <w:sz w:val="24"/>
-          <w:szCs w:val="24"/>
-        </w:rPr>
-        <w:t>We need to provide memory occurrence, that we do using ‘SUB-SCRIPT’</w:t>
+          <w:b/>
+          <w:bCs/>
+          <w:sz w:val="24"/>
+          <w:szCs w:val="24"/>
+          <w:u w:val="single"/>
+        </w:rPr>
+      </w:pPr>
+      <w:r>
+        <w:rPr>
+          <w:rFonts w:cstheme="minorHAnsi"/>
+          <w:b/>
+          <w:bCs/>
+          <w:sz w:val="24"/>
+          <w:szCs w:val="24"/>
+        </w:rPr>
+        <w:t>Index is not a variable; it’s a pointer which system will maintain it and it points to memory location of the occur table instead of occurrence</w:t>
       </w:r>
     </w:p>
     <w:p>
@@ -46191,27 +46974,29 @@
         <w:spacing w:after="0"/>
         <w:rPr>
           <w:rFonts w:cstheme="minorHAnsi"/>
-          <w:sz w:val="24"/>
-          <w:szCs w:val="24"/>
-          <w:u w:val="single"/>
-        </w:rPr>
-      </w:pPr>
-      <w:r>
-        <w:rPr>
-          <w:rFonts w:cstheme="minorHAnsi"/>
-          <w:sz w:val="24"/>
-          <w:szCs w:val="24"/>
-        </w:rPr>
-        <w:t>We will declare sub-script variable [01 WS-IDX</w:t>
-      </w:r>
-      <w:r>
-        <w:rPr>
-          <w:rFonts w:cstheme="minorHAnsi"/>
-          <w:sz w:val="24"/>
-          <w:szCs w:val="24"/>
-        </w:rPr>
-        <w:tab/>
-        <w:t>PIC 9(03) VALUE ZERO]</w:t>
+          <w:b/>
+          <w:bCs/>
+          <w:sz w:val="24"/>
+          <w:szCs w:val="24"/>
+          <w:u w:val="single"/>
+        </w:rPr>
+      </w:pPr>
+      <w:r>
+        <w:rPr>
+          <w:rFonts w:cstheme="minorHAnsi"/>
+          <w:sz w:val="24"/>
+          <w:szCs w:val="24"/>
+        </w:rPr>
+        <w:t xml:space="preserve">03 TEMP-READING </w:t>
+      </w:r>
+      <w:r>
+        <w:rPr>
+          <w:rFonts w:cstheme="minorHAnsi"/>
+          <w:sz w:val="24"/>
+          <w:szCs w:val="24"/>
+        </w:rPr>
+        <w:tab/>
+        <w:t>OCCURS 24 TIMES INDEXED BY IDX PIC 9(03).</w:t>
       </w:r>
     </w:p>
     <w:p>
@@ -46234,511 +47019,10 @@
       <w:r>
         <w:rPr>
           <w:rFonts w:cstheme="minorHAnsi"/>
-          <w:b/>
-          <w:bCs/>
-          <w:sz w:val="24"/>
-          <w:szCs w:val="24"/>
-        </w:rPr>
-        <w:t>To loop we have 2 syntax:</w:t>
-      </w:r>
-    </w:p>
-    <w:p>
-      <w:pPr>
-        <w:pStyle w:val="ListParagraph"/>
-        <w:numPr>
-          <w:ilvl w:val="3"/>
-          <w:numId w:val="1"/>
-        </w:numPr>
-        <w:spacing w:after="0"/>
-        <w:rPr>
-          <w:rFonts w:cstheme="minorHAnsi"/>
-          <w:b/>
-          <w:bCs/>
-          <w:sz w:val="24"/>
-          <w:szCs w:val="24"/>
-          <w:u w:val="single"/>
-        </w:rPr>
-      </w:pPr>
-      <w:r>
-        <w:rPr>
-          <w:rFonts w:cstheme="minorHAnsi"/>
-          <w:b/>
-          <w:bCs/>
-          <w:sz w:val="24"/>
-          <w:szCs w:val="24"/>
-        </w:rPr>
-        <w:t>PERFORM UNTIL</w:t>
-      </w:r>
-      <w:r>
-        <w:rPr>
-          <w:rFonts w:cstheme="minorHAnsi"/>
-          <w:b/>
-          <w:bCs/>
-          <w:sz w:val="24"/>
-          <w:szCs w:val="24"/>
-        </w:rPr>
-        <w:t xml:space="preserve"> (If interviewer asked write occurs without using PERFORM VARYING)</w:t>
-      </w:r>
-    </w:p>
-    <w:p>
-      <w:pPr>
-        <w:pStyle w:val="ListParagraph"/>
-        <w:numPr>
-          <w:ilvl w:val="4"/>
-          <w:numId w:val="1"/>
-        </w:numPr>
-        <w:spacing w:after="0"/>
-        <w:rPr>
-          <w:rFonts w:cstheme="minorHAnsi"/>
-          <w:sz w:val="24"/>
-          <w:szCs w:val="24"/>
-          <w:u w:val="single"/>
-        </w:rPr>
-      </w:pPr>
-      <w:r>
-        <w:rPr>
-          <w:rFonts w:cstheme="minorHAnsi"/>
-          <w:sz w:val="24"/>
-          <w:szCs w:val="24"/>
-        </w:rPr>
-        <w:t>MOVE +1 TO WS-</w:t>
-      </w:r>
-      <w:r>
-        <w:rPr>
-          <w:rFonts w:cstheme="minorHAnsi"/>
-          <w:sz w:val="24"/>
-          <w:szCs w:val="24"/>
-        </w:rPr>
-        <w:t>I</w:t>
-      </w:r>
-      <w:r>
-        <w:rPr>
-          <w:rFonts w:cstheme="minorHAnsi"/>
-          <w:sz w:val="24"/>
-          <w:szCs w:val="24"/>
-        </w:rPr>
-        <w:t>DX</w:t>
-      </w:r>
-      <w:r>
-        <w:rPr>
-          <w:rFonts w:cstheme="minorHAnsi"/>
-          <w:sz w:val="24"/>
-          <w:szCs w:val="24"/>
-        </w:rPr>
-        <w:t>.</w:t>
-      </w:r>
-    </w:p>
-    <w:p>
-      <w:pPr>
-        <w:pStyle w:val="ListParagraph"/>
-        <w:spacing w:after="0"/>
-        <w:ind w:left="1800"/>
-        <w:rPr>
-          <w:rFonts w:cstheme="minorHAnsi"/>
-          <w:sz w:val="24"/>
-          <w:szCs w:val="24"/>
-        </w:rPr>
-      </w:pPr>
-      <w:r>
-        <w:rPr>
-          <w:rFonts w:cstheme="minorHAnsi"/>
-          <w:sz w:val="24"/>
-          <w:szCs w:val="24"/>
-        </w:rPr>
-        <w:t>PERFORM UNTIL WS-</w:t>
-      </w:r>
-      <w:r>
-        <w:rPr>
-          <w:rFonts w:cstheme="minorHAnsi"/>
-          <w:sz w:val="24"/>
-          <w:szCs w:val="24"/>
-        </w:rPr>
-        <w:t>I</w:t>
-      </w:r>
-      <w:r>
-        <w:rPr>
-          <w:rFonts w:cstheme="minorHAnsi"/>
-          <w:sz w:val="24"/>
-          <w:szCs w:val="24"/>
-        </w:rPr>
-        <w:t>DX</w:t>
-      </w:r>
-      <w:r>
-        <w:rPr>
-          <w:rFonts w:cstheme="minorHAnsi"/>
-          <w:sz w:val="24"/>
-          <w:szCs w:val="24"/>
-        </w:rPr>
-        <w:t>&gt;24</w:t>
-      </w:r>
-    </w:p>
-    <w:p>
-      <w:pPr>
-        <w:pStyle w:val="ListParagraph"/>
-        <w:spacing w:after="0"/>
-        <w:ind w:left="1800"/>
-        <w:rPr>
-          <w:rFonts w:cstheme="minorHAnsi"/>
-          <w:sz w:val="24"/>
-          <w:szCs w:val="24"/>
-        </w:rPr>
-      </w:pPr>
-      <w:r>
-        <w:rPr>
-          <w:rFonts w:cstheme="minorHAnsi"/>
-          <w:sz w:val="24"/>
-          <w:szCs w:val="24"/>
-        </w:rPr>
-        <w:tab/>
-        <w:t>ACCEPT TEMP-READING(WS-</w:t>
-      </w:r>
-      <w:r>
-        <w:rPr>
-          <w:rFonts w:cstheme="minorHAnsi"/>
-          <w:sz w:val="24"/>
-          <w:szCs w:val="24"/>
-        </w:rPr>
-        <w:t>I</w:t>
-      </w:r>
-      <w:r>
-        <w:rPr>
-          <w:rFonts w:cstheme="minorHAnsi"/>
-          <w:sz w:val="24"/>
-          <w:szCs w:val="24"/>
-        </w:rPr>
-        <w:t>DX</w:t>
-      </w:r>
-      <w:r>
-        <w:rPr>
-          <w:rFonts w:cstheme="minorHAnsi"/>
-          <w:sz w:val="24"/>
-          <w:szCs w:val="24"/>
-        </w:rPr>
-        <w:t>)</w:t>
-      </w:r>
-    </w:p>
-    <w:p>
-      <w:pPr>
-        <w:pStyle w:val="ListParagraph"/>
-        <w:spacing w:after="0"/>
-        <w:ind w:left="1800"/>
-        <w:rPr>
-          <w:rFonts w:cstheme="minorHAnsi"/>
-          <w:sz w:val="24"/>
-          <w:szCs w:val="24"/>
-        </w:rPr>
-      </w:pPr>
-      <w:r>
-        <w:rPr>
-          <w:rFonts w:cstheme="minorHAnsi"/>
-          <w:sz w:val="24"/>
-          <w:szCs w:val="24"/>
-        </w:rPr>
-        <w:tab/>
-        <w:t>ADD +1 TO WS-IDX</w:t>
-      </w:r>
-    </w:p>
-    <w:p>
-      <w:pPr>
-        <w:pStyle w:val="ListParagraph"/>
-        <w:spacing w:after="0"/>
-        <w:ind w:left="1800"/>
-        <w:rPr>
-          <w:rFonts w:cstheme="minorHAnsi"/>
-          <w:sz w:val="24"/>
-          <w:szCs w:val="24"/>
-          <w:u w:val="single"/>
-        </w:rPr>
-      </w:pPr>
-      <w:r>
-        <w:rPr>
-          <w:rFonts w:cstheme="minorHAnsi"/>
-          <w:sz w:val="24"/>
-          <w:szCs w:val="24"/>
-        </w:rPr>
-        <w:t>END-PERFORM.</w:t>
-      </w:r>
-    </w:p>
-    <w:p>
-      <w:pPr>
-        <w:pStyle w:val="ListParagraph"/>
-        <w:numPr>
-          <w:ilvl w:val="3"/>
-          <w:numId w:val="1"/>
-        </w:numPr>
-        <w:spacing w:after="0"/>
-        <w:rPr>
-          <w:rFonts w:cstheme="minorHAnsi"/>
-          <w:b/>
-          <w:bCs/>
-          <w:sz w:val="24"/>
-          <w:szCs w:val="24"/>
-          <w:u w:val="single"/>
-        </w:rPr>
-      </w:pPr>
-      <w:r>
-        <w:rPr>
-          <w:rFonts w:cstheme="minorHAnsi"/>
-          <w:b/>
-          <w:bCs/>
-          <w:sz w:val="24"/>
-          <w:szCs w:val="24"/>
-        </w:rPr>
-        <w:t>PERFORM VARYING</w:t>
-      </w:r>
-    </w:p>
-    <w:p>
-      <w:pPr>
-        <w:pStyle w:val="ListParagraph"/>
-        <w:numPr>
-          <w:ilvl w:val="4"/>
-          <w:numId w:val="1"/>
-        </w:numPr>
-        <w:spacing w:after="0"/>
-        <w:rPr>
-          <w:rFonts w:cstheme="minorHAnsi"/>
-          <w:sz w:val="24"/>
-          <w:szCs w:val="24"/>
-          <w:u w:val="single"/>
-        </w:rPr>
-      </w:pPr>
-      <w:r>
-        <w:rPr>
-          <w:rFonts w:cstheme="minorHAnsi"/>
-          <w:sz w:val="24"/>
-          <w:szCs w:val="24"/>
-        </w:rPr>
-        <w:t>PERFORM VARYING WS-</w:t>
-      </w:r>
-      <w:r>
-        <w:rPr>
-          <w:rFonts w:cstheme="minorHAnsi"/>
-          <w:sz w:val="24"/>
-          <w:szCs w:val="24"/>
-        </w:rPr>
-        <w:t>I</w:t>
-      </w:r>
-      <w:r>
-        <w:rPr>
-          <w:rFonts w:cstheme="minorHAnsi"/>
-          <w:sz w:val="24"/>
-          <w:szCs w:val="24"/>
-        </w:rPr>
-        <w:t xml:space="preserve"> FROM 1 BY 1 UNTIL WS-</w:t>
-      </w:r>
-      <w:r>
-        <w:rPr>
-          <w:rFonts w:cstheme="minorHAnsi"/>
-          <w:sz w:val="24"/>
-          <w:szCs w:val="24"/>
-        </w:rPr>
-        <w:t>I</w:t>
-      </w:r>
-      <w:r>
-        <w:rPr>
-          <w:rFonts w:cstheme="minorHAnsi"/>
-          <w:sz w:val="24"/>
-          <w:szCs w:val="24"/>
-        </w:rPr>
-        <w:t>&gt;24</w:t>
-      </w:r>
-    </w:p>
-    <w:p>
-      <w:pPr>
-        <w:pStyle w:val="ListParagraph"/>
-        <w:spacing w:after="0"/>
-        <w:ind w:left="2880"/>
-        <w:rPr>
-          <w:rFonts w:cstheme="minorHAnsi"/>
-          <w:sz w:val="24"/>
-          <w:szCs w:val="24"/>
-        </w:rPr>
-      </w:pPr>
-      <w:r>
-        <w:rPr>
-          <w:rFonts w:cstheme="minorHAnsi"/>
-          <w:sz w:val="24"/>
-          <w:szCs w:val="24"/>
-        </w:rPr>
-        <w:t>ACCEPT TEMP-READING(WS-</w:t>
-      </w:r>
-      <w:r>
-        <w:rPr>
-          <w:rFonts w:cstheme="minorHAnsi"/>
-          <w:sz w:val="24"/>
-          <w:szCs w:val="24"/>
-        </w:rPr>
-        <w:t>I</w:t>
-      </w:r>
-      <w:r>
-        <w:rPr>
-          <w:rFonts w:cstheme="minorHAnsi"/>
-          <w:sz w:val="24"/>
-          <w:szCs w:val="24"/>
-        </w:rPr>
-        <w:t>)</w:t>
-      </w:r>
-    </w:p>
-    <w:p>
-      <w:pPr>
-        <w:spacing w:after="0"/>
-        <w:rPr>
-          <w:rFonts w:cstheme="minorHAnsi"/>
-          <w:sz w:val="24"/>
-          <w:szCs w:val="24"/>
-        </w:rPr>
-      </w:pPr>
-      <w:r>
-        <w:rPr>
-          <w:rFonts w:cstheme="minorHAnsi"/>
-          <w:sz w:val="24"/>
-          <w:szCs w:val="24"/>
-        </w:rPr>
-        <w:tab/>
-      </w:r>
-      <w:r>
-        <w:rPr>
-          <w:rFonts w:cstheme="minorHAnsi"/>
-          <w:sz w:val="24"/>
-          <w:szCs w:val="24"/>
-        </w:rPr>
-        <w:tab/>
-      </w:r>
-      <w:r>
-        <w:rPr>
-          <w:rFonts w:cstheme="minorHAnsi"/>
-          <w:sz w:val="24"/>
-          <w:szCs w:val="24"/>
-        </w:rPr>
-        <w:tab/>
-        <w:t>END-PERFORM.</w:t>
-      </w:r>
-    </w:p>
-    <w:p>
-      <w:pPr>
-        <w:pStyle w:val="ListParagraph"/>
-        <w:numPr>
-          <w:ilvl w:val="4"/>
-          <w:numId w:val="1"/>
-        </w:numPr>
-        <w:spacing w:after="0"/>
-        <w:rPr>
-          <w:rFonts w:cstheme="minorHAnsi"/>
-          <w:sz w:val="24"/>
-          <w:szCs w:val="24"/>
-          <w:u w:val="single"/>
-        </w:rPr>
-      </w:pPr>
-      <w:r>
-        <w:rPr>
-          <w:rFonts w:cstheme="minorHAnsi"/>
-          <w:sz w:val="24"/>
-          <w:szCs w:val="24"/>
-        </w:rPr>
-        <w:t>PERFORM VARYING WS-</w:t>
-      </w:r>
-      <w:r>
-        <w:rPr>
-          <w:rFonts w:cstheme="minorHAnsi"/>
-          <w:sz w:val="24"/>
-          <w:szCs w:val="24"/>
-        </w:rPr>
-        <w:t>I</w:t>
-      </w:r>
-      <w:r>
-        <w:rPr>
-          <w:rFonts w:cstheme="minorHAnsi"/>
-          <w:sz w:val="24"/>
-          <w:szCs w:val="24"/>
-        </w:rPr>
-        <w:t xml:space="preserve"> FROM 24 BY -1 UNTIL WS-</w:t>
-      </w:r>
-      <w:r>
-        <w:rPr>
-          <w:rFonts w:cstheme="minorHAnsi"/>
-          <w:sz w:val="24"/>
-          <w:szCs w:val="24"/>
-        </w:rPr>
-        <w:t>I</w:t>
-      </w:r>
-      <w:r>
-        <w:rPr>
-          <w:rFonts w:cstheme="minorHAnsi"/>
-          <w:sz w:val="24"/>
-          <w:szCs w:val="24"/>
-        </w:rPr>
-        <w:t>&lt;0</w:t>
-      </w:r>
-    </w:p>
-    <w:p>
-      <w:pPr>
-        <w:pStyle w:val="ListParagraph"/>
-        <w:spacing w:after="0"/>
-        <w:ind w:left="2880"/>
-        <w:rPr>
-          <w:rFonts w:cstheme="minorHAnsi"/>
-          <w:sz w:val="24"/>
-          <w:szCs w:val="24"/>
-        </w:rPr>
-      </w:pPr>
-      <w:r>
-        <w:rPr>
-          <w:rFonts w:cstheme="minorHAnsi"/>
-          <w:sz w:val="24"/>
-          <w:szCs w:val="24"/>
-        </w:rPr>
-        <w:t>ACCEPT TEMP-READING(WS-</w:t>
-      </w:r>
-      <w:r>
-        <w:rPr>
-          <w:rFonts w:cstheme="minorHAnsi"/>
-          <w:sz w:val="24"/>
-          <w:szCs w:val="24"/>
-        </w:rPr>
-        <w:t>I</w:t>
-      </w:r>
-      <w:r>
-        <w:rPr>
-          <w:rFonts w:cstheme="minorHAnsi"/>
-          <w:sz w:val="24"/>
-          <w:szCs w:val="24"/>
-        </w:rPr>
-        <w:t>)</w:t>
-      </w:r>
-    </w:p>
-    <w:p>
-      <w:pPr>
-        <w:spacing w:after="0"/>
-        <w:rPr>
-          <w:rFonts w:cstheme="minorHAnsi"/>
-          <w:sz w:val="24"/>
-          <w:szCs w:val="24"/>
-        </w:rPr>
-      </w:pPr>
-      <w:r>
-        <w:rPr>
-          <w:rFonts w:cstheme="minorHAnsi"/>
-          <w:sz w:val="24"/>
-          <w:szCs w:val="24"/>
-        </w:rPr>
-        <w:tab/>
-      </w:r>
-      <w:r>
-        <w:rPr>
-          <w:rFonts w:cstheme="minorHAnsi"/>
-          <w:sz w:val="24"/>
-          <w:szCs w:val="24"/>
-        </w:rPr>
-        <w:tab/>
-      </w:r>
-      <w:r>
-        <w:rPr>
-          <w:rFonts w:cstheme="minorHAnsi"/>
-          <w:sz w:val="24"/>
-          <w:szCs w:val="24"/>
-        </w:rPr>
-        <w:tab/>
-        <w:t>END-PERFORM.</w:t>
+          <w:sz w:val="24"/>
+          <w:szCs w:val="24"/>
+        </w:rPr>
+        <w:t>Syntax:</w:t>
       </w:r>
     </w:p>
     <w:p>
@@ -46750,265 +47034,15 @@
           <w:rFonts w:cstheme="minorHAnsi"/>
           <w:sz w:val="24"/>
           <w:szCs w:val="24"/>
-          <w:u w:val="single"/>
-        </w:rPr>
-      </w:pPr>
-    </w:p>
-    <w:p>
-      <w:pPr>
-        <w:pStyle w:val="ListParagraph"/>
-        <w:numPr>
-          <w:ilvl w:val="1"/>
-          <w:numId w:val="1"/>
-        </w:numPr>
-        <w:spacing w:after="0"/>
-        <w:rPr>
-          <w:rFonts w:cstheme="minorHAnsi"/>
-          <w:b/>
-          <w:bCs/>
-          <w:sz w:val="24"/>
-          <w:szCs w:val="24"/>
-          <w:u w:val="single"/>
-        </w:rPr>
-      </w:pPr>
-      <w:r>
-        <w:rPr>
-          <w:rFonts w:cstheme="minorHAnsi"/>
-          <w:b/>
-          <w:bCs/>
-          <w:sz w:val="24"/>
-          <w:szCs w:val="24"/>
-        </w:rPr>
-        <w:t>Find a value in occurs table using SEARCH and SEARCH ALL</w:t>
-      </w:r>
-    </w:p>
-    <w:p>
-      <w:pPr>
-        <w:pStyle w:val="ListParagraph"/>
-        <w:numPr>
-          <w:ilvl w:val="2"/>
-          <w:numId w:val="1"/>
-        </w:numPr>
-        <w:spacing w:after="0"/>
-        <w:rPr>
-          <w:rFonts w:cstheme="minorHAnsi"/>
-          <w:b/>
-          <w:bCs/>
-          <w:sz w:val="24"/>
-          <w:szCs w:val="24"/>
-          <w:u w:val="single"/>
-        </w:rPr>
-      </w:pPr>
-      <w:r>
-        <w:rPr>
-          <w:rFonts w:cstheme="minorHAnsi"/>
-          <w:sz w:val="24"/>
-          <w:szCs w:val="24"/>
-        </w:rPr>
-        <w:t>To use SEARCH / SEARCH ALL the occur table must define with an Index</w:t>
-      </w:r>
-    </w:p>
-    <w:p>
-      <w:pPr>
-        <w:pStyle w:val="ListParagraph"/>
-        <w:numPr>
-          <w:ilvl w:val="2"/>
-          <w:numId w:val="1"/>
-        </w:numPr>
-        <w:spacing w:after="0"/>
-        <w:rPr>
-          <w:rFonts w:cstheme="minorHAnsi"/>
-          <w:b/>
-          <w:bCs/>
-          <w:sz w:val="24"/>
-          <w:szCs w:val="24"/>
-          <w:u w:val="single"/>
-        </w:rPr>
-      </w:pPr>
-      <w:r>
-        <w:rPr>
-          <w:rFonts w:cstheme="minorHAnsi"/>
-          <w:sz w:val="24"/>
-          <w:szCs w:val="24"/>
-        </w:rPr>
-        <w:t>When to use SEARCH/SEARCH ALL</w:t>
-      </w:r>
-    </w:p>
-    <w:p>
-      <w:pPr>
-        <w:pStyle w:val="ListParagraph"/>
-        <w:numPr>
-          <w:ilvl w:val="3"/>
-          <w:numId w:val="1"/>
-        </w:numPr>
-        <w:spacing w:after="0"/>
-        <w:rPr>
-          <w:rFonts w:cstheme="minorHAnsi"/>
-          <w:b/>
-          <w:bCs/>
-          <w:sz w:val="24"/>
-          <w:szCs w:val="24"/>
-          <w:u w:val="single"/>
-        </w:rPr>
-      </w:pPr>
-      <w:r>
-        <w:rPr>
-          <w:rFonts w:cstheme="minorHAnsi"/>
-          <w:sz w:val="24"/>
-          <w:szCs w:val="24"/>
-        </w:rPr>
-        <w:t xml:space="preserve">If data in OCCURS table is in </w:t>
-      </w:r>
-      <w:proofErr w:type="spellStart"/>
-      <w:r>
-        <w:rPr>
-          <w:rFonts w:cstheme="minorHAnsi"/>
-          <w:sz w:val="24"/>
-          <w:szCs w:val="24"/>
-        </w:rPr>
-        <w:t>sort</w:t>
-      </w:r>
-      <w:proofErr w:type="spellEnd"/>
-      <w:r>
-        <w:rPr>
-          <w:rFonts w:cstheme="minorHAnsi"/>
-          <w:sz w:val="24"/>
-          <w:szCs w:val="24"/>
-        </w:rPr>
-        <w:t xml:space="preserve"> order, then SEARCH ALL</w:t>
-      </w:r>
-    </w:p>
-    <w:p>
-      <w:pPr>
-        <w:pStyle w:val="ListParagraph"/>
-        <w:numPr>
-          <w:ilvl w:val="3"/>
-          <w:numId w:val="1"/>
-        </w:numPr>
-        <w:spacing w:after="0"/>
-        <w:rPr>
-          <w:rFonts w:cstheme="minorHAnsi"/>
-          <w:b/>
-          <w:bCs/>
-          <w:sz w:val="24"/>
-          <w:szCs w:val="24"/>
-          <w:u w:val="single"/>
-        </w:rPr>
-      </w:pPr>
-      <w:r>
-        <w:rPr>
-          <w:rFonts w:cstheme="minorHAnsi"/>
-          <w:sz w:val="24"/>
-          <w:szCs w:val="24"/>
-        </w:rPr>
-        <w:t xml:space="preserve">If data is OCCURS table is not in </w:t>
-      </w:r>
-      <w:proofErr w:type="spellStart"/>
-      <w:r>
-        <w:rPr>
-          <w:rFonts w:cstheme="minorHAnsi"/>
-          <w:sz w:val="24"/>
-          <w:szCs w:val="24"/>
-        </w:rPr>
-        <w:t>sort</w:t>
-      </w:r>
-      <w:proofErr w:type="spellEnd"/>
-      <w:r>
-        <w:rPr>
-          <w:rFonts w:cstheme="minorHAnsi"/>
-          <w:sz w:val="24"/>
-          <w:szCs w:val="24"/>
-        </w:rPr>
-        <w:t xml:space="preserve"> order, then SEARCH</w:t>
-      </w:r>
-    </w:p>
-    <w:p>
-      <w:pPr>
-        <w:pStyle w:val="ListParagraph"/>
-        <w:numPr>
-          <w:ilvl w:val="2"/>
-          <w:numId w:val="1"/>
-        </w:numPr>
-        <w:spacing w:after="0"/>
-        <w:rPr>
-          <w:rFonts w:cstheme="minorHAnsi"/>
-          <w:b/>
-          <w:bCs/>
-          <w:sz w:val="24"/>
-          <w:szCs w:val="24"/>
-          <w:u w:val="single"/>
-        </w:rPr>
-      </w:pPr>
-      <w:r>
-        <w:rPr>
-          <w:rFonts w:cstheme="minorHAnsi"/>
-          <w:b/>
-          <w:bCs/>
-          <w:sz w:val="24"/>
-          <w:szCs w:val="24"/>
-        </w:rPr>
-        <w:t>Index is not a variable; it’s a pointer which system will maintain it and it points to memory location of the occur table instead of occurrence</w:t>
-      </w:r>
-    </w:p>
-    <w:p>
-      <w:pPr>
-        <w:pStyle w:val="ListParagraph"/>
-        <w:numPr>
-          <w:ilvl w:val="2"/>
-          <w:numId w:val="1"/>
-        </w:numPr>
-        <w:spacing w:after="0"/>
-        <w:rPr>
-          <w:rFonts w:cstheme="minorHAnsi"/>
-          <w:b/>
-          <w:bCs/>
-          <w:sz w:val="24"/>
-          <w:szCs w:val="24"/>
-          <w:u w:val="single"/>
-        </w:rPr>
-      </w:pPr>
-      <w:r>
-        <w:rPr>
-          <w:rFonts w:cstheme="minorHAnsi"/>
-          <w:sz w:val="24"/>
-          <w:szCs w:val="24"/>
-        </w:rPr>
-        <w:t xml:space="preserve">03 TEMP-READING </w:t>
-      </w:r>
-      <w:r>
-        <w:rPr>
-          <w:rFonts w:cstheme="minorHAnsi"/>
-          <w:sz w:val="24"/>
-          <w:szCs w:val="24"/>
-        </w:rPr>
-        <w:tab/>
-        <w:t>OCCURS 24 TIMES INDEXED BY IDX PIC 9(03).</w:t>
-      </w:r>
-    </w:p>
-    <w:p>
-      <w:pPr>
-        <w:pStyle w:val="ListParagraph"/>
-        <w:numPr>
-          <w:ilvl w:val="2"/>
-          <w:numId w:val="1"/>
-        </w:numPr>
-        <w:spacing w:after="0"/>
-        <w:rPr>
-          <w:rFonts w:cstheme="minorHAnsi"/>
-          <w:b/>
-          <w:bCs/>
-          <w:sz w:val="24"/>
-          <w:szCs w:val="24"/>
-          <w:u w:val="single"/>
-        </w:rPr>
-      </w:pPr>
-      <w:r>
-        <w:rPr>
-          <w:rFonts w:cstheme="minorHAnsi"/>
-          <w:sz w:val="24"/>
-          <w:szCs w:val="24"/>
-        </w:rPr>
-        <w:t>Syntax:</w:t>
+        </w:rPr>
+      </w:pPr>
+      <w:r>
+        <w:rPr>
+          <w:rFonts w:cstheme="minorHAnsi"/>
+          <w:sz w:val="24"/>
+          <w:szCs w:val="24"/>
+        </w:rPr>
+        <w:t>SEARCH/SEARCH ALL TMEP-READING</w:t>
       </w:r>
     </w:p>
     <w:p>
@@ -47028,7 +47062,8 @@
           <w:sz w:val="24"/>
           <w:szCs w:val="24"/>
         </w:rPr>
-        <w:t>SEARCH/SEARCH ALL TMEP-READING</w:t>
+        <w:tab/>
+        <w:t>AT END</w:t>
       </w:r>
     </w:p>
     <w:p>
@@ -47049,7 +47084,15 @@
           <w:szCs w:val="24"/>
         </w:rPr>
         <w:tab/>
-        <w:t>AT END</w:t>
+      </w:r>
+      <w:r>
+        <w:rPr>
+          <w:rFonts w:cstheme="minorHAnsi"/>
+          <w:sz w:val="24"/>
+          <w:szCs w:val="24"/>
+        </w:rPr>
+        <w:tab/>
+        <w:t>DISPLAY ‘NOT FOUND’</w:t>
       </w:r>
     </w:p>
     <w:p>
@@ -47070,15 +47113,7 @@
           <w:szCs w:val="24"/>
         </w:rPr>
         <w:tab/>
-      </w:r>
-      <w:r>
-        <w:rPr>
-          <w:rFonts w:cstheme="minorHAnsi"/>
-          <w:sz w:val="24"/>
-          <w:szCs w:val="24"/>
-        </w:rPr>
-        <w:tab/>
-        <w:t>DISPLAY ‘NOT FOUND’</w:t>
+        <w:t>WHEN TEMP-READING(IDX) = WS-INPUT-VALUE</w:t>
       </w:r>
     </w:p>
     <w:p>
@@ -47099,7 +47134,7 @@
           <w:szCs w:val="24"/>
         </w:rPr>
         <w:tab/>
-        <w:t>WHEN TEMP-READING(IDX) = WS-INPUT-VALUE</w:t>
+        <w:t>DISPLAY ‘TIME’ IDX</w:t>
       </w:r>
     </w:p>
     <w:p>
@@ -47119,8 +47154,7 @@
           <w:sz w:val="24"/>
           <w:szCs w:val="24"/>
         </w:rPr>
-        <w:tab/>
-        <w:t>DISPLAY ‘TIME’ IDX</w:t>
+        <w:t>END-SEARCH.</w:t>
       </w:r>
     </w:p>
     <w:p>
@@ -47134,14 +47168,6 @@
           <w:szCs w:val="24"/>
         </w:rPr>
       </w:pPr>
-      <w:r>
-        <w:rPr>
-          <w:rFonts w:cstheme="minorHAnsi"/>
-          <w:sz w:val="24"/>
-          <w:szCs w:val="24"/>
-        </w:rPr>
-        <w:t>END-SEARCH.</w:t>
-      </w:r>
     </w:p>
     <w:p>
       <w:pPr>
@@ -47162,8 +47188,11 @@
         <w:ind w:left="1440"/>
         <w:rPr>
           <w:rFonts w:cstheme="minorHAnsi"/>
-          <w:sz w:val="24"/>
-          <w:szCs w:val="24"/>
+          <w:b/>
+          <w:bCs/>
+          <w:sz w:val="24"/>
+          <w:szCs w:val="24"/>
+          <w:u w:val="single"/>
         </w:rPr>
       </w:pPr>
     </w:p>
@@ -51509,23 +51538,55 @@
           <w:szCs w:val="24"/>
         </w:rPr>
         <w:tab/>
-        <w:t xml:space="preserve">If we increment the index by 1, the length gets increase by the length defined in the </w:t>
-      </w:r>
-      <w:r>
-        <w:rPr>
-          <w:bCs/>
-          <w:sz w:val="24"/>
-          <w:szCs w:val="24"/>
-        </w:rPr>
-        <w:tab/>
-      </w:r>
-      <w:r>
-        <w:rPr>
-          <w:bCs/>
-          <w:sz w:val="24"/>
-          <w:szCs w:val="24"/>
-        </w:rPr>
-        <w:tab/>
+        <w:t xml:space="preserve">If we increment the index by 1, the </w:t>
+      </w:r>
+      <w:r>
+        <w:rPr>
+          <w:bCs/>
+          <w:sz w:val="24"/>
+          <w:szCs w:val="24"/>
+        </w:rPr>
+        <w:t>displacement</w:t>
+      </w:r>
+      <w:r>
+        <w:rPr>
+          <w:bCs/>
+          <w:sz w:val="24"/>
+          <w:szCs w:val="24"/>
+        </w:rPr>
+        <w:t xml:space="preserve"> gets increase</w:t>
+      </w:r>
+      <w:r>
+        <w:rPr>
+          <w:bCs/>
+          <w:sz w:val="24"/>
+          <w:szCs w:val="24"/>
+        </w:rPr>
+        <w:t>d</w:t>
+      </w:r>
+      <w:r>
+        <w:rPr>
+          <w:bCs/>
+          <w:sz w:val="24"/>
+          <w:szCs w:val="24"/>
+        </w:rPr>
+        <w:t xml:space="preserve"> by the length </w:t>
+      </w:r>
+      <w:r>
+        <w:rPr>
+          <w:bCs/>
+          <w:sz w:val="24"/>
+          <w:szCs w:val="24"/>
+        </w:rPr>
+        <w:t xml:space="preserve">                                                        </w:t>
+      </w:r>
+      <w:r>
+        <w:rPr>
+          <w:bCs/>
+          <w:sz w:val="24"/>
+          <w:szCs w:val="24"/>
+        </w:rPr>
+        <w:t xml:space="preserve">defined in the </w:t>
       </w:r>
       <w:r>
         <w:rPr>

--- a/Anil-Polsani-Mainframe/COBOL/Cobol.docx
+++ b/Anil-Polsani-Mainframe/COBOL/Cobol.docx
@@ -48418,6 +48418,17 @@
     <w:p>
       <w:pPr>
         <w:pStyle w:val="ListParagraph"/>
+        <w:tabs>
+          <w:tab w:val="left" w:pos="720"/>
+          <w:tab w:val="left" w:pos="1440"/>
+          <w:tab w:val="left" w:pos="2160"/>
+          <w:tab w:val="left" w:pos="2880"/>
+          <w:tab w:val="left" w:pos="3600"/>
+          <w:tab w:val="left" w:pos="4320"/>
+          <w:tab w:val="left" w:pos="5040"/>
+          <w:tab w:val="left" w:pos="5760"/>
+          <w:tab w:val="left" w:pos="7338"/>
+        </w:tabs>
         <w:spacing w:after="0"/>
         <w:ind w:left="2160"/>
         <w:rPr>
@@ -48469,6 +48480,14 @@
           <w:szCs w:val="24"/>
         </w:rPr>
         <w:t>02).</w:t>
+      </w:r>
+      <w:r>
+        <w:rPr>
+          <w:rFonts w:cstheme="minorHAnsi"/>
+          <w:sz w:val="24"/>
+          <w:szCs w:val="24"/>
+        </w:rPr>
+        <w:tab/>
       </w:r>
     </w:p>
     <w:p>
